--- a/visa_appendices/docx/UKES_Interview_Prep_Sheet.docx
+++ b/visa_appendices/docx/UKES_Interview_Prep_Sheet.docx
@@ -238,7 +238,7 @@
                 <w:bCs/>
                 <w:b/>
               </w:rPr>
-              <w:t xml:space="preserve">£11,988</w:t>
+              <w:t xml:space="preserve">£15,988</w:t>
             </w:r>
             <w:r>
               <w:t xml:space="preserve"> </w:t>
@@ -254,7 +254,7 @@
                 <w:bCs/>
                 <w:b/>
               </w:rPr>
-              <w:t xml:space="preserve">£185,808</w:t>
+              <w:t xml:space="preserve">£175,808</w:t>
             </w:r>
             <w:r>
               <w:t xml:space="preserve"> </w:t>
@@ -270,7 +270,7 @@
                 <w:bCs/>
                 <w:b/>
               </w:rPr>
-              <w:t xml:space="preserve">£699,280</w:t>
+              <w:t xml:space="preserve">£659,280</w:t>
             </w:r>
           </w:p>
         </w:tc>
@@ -295,24 +295,18 @@
               <w:pStyle w:val="Compact"/>
               <w:jc w:val="left"/>
             </w:pPr>
-            <w:r>
-              <w:t xml:space="preserve">From</w:t>
-            </w:r>
-            <w:r>
-              <w:t xml:space="preserve"> </w:t>
-            </w:r>
             <w:r>
               <w:rPr>
                 <w:bCs/>
                 <w:b/>
               </w:rPr>
-              <w:t xml:space="preserve">£12,000/yr</w:t>
-            </w:r>
-            <w:r>
-              <w:t xml:space="preserve"> </w:t>
-            </w:r>
-            <w:r>
-              <w:t xml:space="preserve">SaaS (vs Togetherall ~£40k, TalkCampus ~£25k)</w:t>
+              <w:t xml:space="preserve">£2 per enrolled student per year</w:t>
+            </w:r>
+            <w:r>
+              <w:t xml:space="preserve"> </w:t>
+            </w:r>
+            <w:r>
+              <w:t xml:space="preserve">(10k-student uni = £20,000/yr; Togetherall ~£40k flat, TalkCampus ~£25k)</w:t>
             </w:r>
           </w:p>
         </w:tc>
@@ -374,7 +368,7 @@
               <w:jc w:val="left"/>
             </w:pPr>
             <w:r>
-              <w:t xml:space="preserve">88% (Y1) →</w:t>
+              <w:t xml:space="preserve">91% (Y1) →</w:t>
             </w:r>
             <w:r>
               <w:t xml:space="preserve"> </w:t>
@@ -384,7 +378,7 @@
                 <w:bCs/>
                 <w:b/>
               </w:rPr>
-              <w:t xml:space="preserve">92.3% (Y3)</w:t>
+              <w:t xml:space="preserve">91.8% (Y3)</w:t>
             </w:r>
           </w:p>
         </w:tc>
@@ -535,13 +529,13 @@
                 <w:bCs/>
                 <w:b/>
               </w:rPr>
-              <w:t xml:space="preserve">Q3 Year 3</w:t>
-            </w:r>
-            <w:r>
-              <w:t xml:space="preserve"> </w:t>
-            </w:r>
-            <w:r>
-              <w:t xml:space="preserve">(£61,520 Y3 operating profit)</w:t>
+              <w:t xml:space="preserve">Q4 Year 3</w:t>
+            </w:r>
+            <w:r>
+              <w:t xml:space="preserve"> </w:t>
+            </w:r>
+            <w:r>
+              <w:t xml:space="preserve">(£21,520 Y3 operating profit)</w:t>
             </w:r>
           </w:p>
         </w:tc>

--- a/visa_appendices/docx/UKES_Interview_Prep_Sheet.docx
+++ b/visa_appendices/docx/UKES_Interview_Prep_Sheet.docx
@@ -2,7 +2,15 @@
 <file path=word/document.xml><?xml version="1.0" encoding="utf-8"?>
 <w:document xmlns:w="http://schemas.openxmlformats.org/wordprocessingml/2006/main" xmlns:m="http://schemas.openxmlformats.org/officeDocument/2006/math" xmlns:r="http://schemas.openxmlformats.org/officeDocument/2006/relationships" xmlns:o="urn:schemas-microsoft-com:office:office" xmlns:v="urn:schemas-microsoft-com:vml" xmlns:w10="urn:schemas-microsoft-com:office:word" xmlns:a="http://schemas.openxmlformats.org/drawingml/2006/main" xmlns:pic="http://schemas.openxmlformats.org/drawingml/2006/picture" xmlns:wp="http://schemas.openxmlformats.org/drawingml/2006/wordprocessingDrawing">
   <w:body>
-    <w:bookmarkStart w:id="24" w:name="Xc1bd591b2079099eada6324f78445db39029036"/>
+    <w:p>
+      <w:pPr>
+        <w:pStyle w:val="Title"/>
+      </w:pPr>
+      <w:r>
+        <w:t xml:space="preserve">UKES_Interview_Prep_Sheet</w:t>
+      </w:r>
+    </w:p>
+    <w:bookmarkStart w:id="12" w:name="X4b0afc9d0ce01357a9fd3b43716dd480434f5ba"/>
     <w:p>
       <w:pPr>
         <w:pStyle w:val="Heading1"/>
@@ -17,49 +25,18 @@
       </w:pPr>
       <w:r>
         <w:rPr>
+          <w:b/>
           <w:bCs/>
-          <w:b/>
         </w:rPr>
-        <w:t xml:space="preserve">Yusuf Quadri · Founder &amp; CEO ·</w:t>
+        <w:t xml:space="preserve">Yusuf Quadri · Founder &amp; CEO · quadri.yusuf@dequad.com · 07928132617</w:t>
+      </w:r>
+      <w:r>
+        <w:t xml:space="preserve"> </w:t>
       </w:r>
       <w:r>
         <w:rPr>
-          <w:bCs/>
-          <w:b/>
-        </w:rPr>
-        <w:t xml:space="preserve"> </w:t>
-      </w:r>
-      <w:hyperlink r:id="rId20">
-        <w:r>
-          <w:rPr>
-            <w:rStyle w:val="Hyperlink"/>
-            <w:bCs/>
-            <w:b/>
-          </w:rPr>
-          <w:t xml:space="preserve">quadri.yusuf@dequad.com</w:t>
-        </w:r>
-      </w:hyperlink>
-      <w:r>
-        <w:rPr>
-          <w:bCs/>
-          <w:b/>
-        </w:rPr>
-        <w:t xml:space="preserve"> </w:t>
-      </w:r>
-      <w:r>
-        <w:rPr>
-          <w:bCs/>
-          <w:b/>
-        </w:rPr>
-        <w:t xml:space="preserve">· 07928132617</w:t>
-      </w:r>
-      <w:r>
-        <w:t xml:space="preserve"> </w:t>
-      </w:r>
-      <w:r>
-        <w:rPr>
+          <w:i/>
           <w:iCs/>
-          <w:i/>
         </w:rPr>
         <w:t xml:space="preserve">One page. Memorise the numbers in bold. Answer in under 30 seconds each.</w:t>
       </w:r>
@@ -71,7 +48,7 @@
         </w:pict>
       </w:r>
     </w:p>
-    <w:bookmarkStart w:id="21" w:name="the-numbers-you-must-know-cold"/>
+    <w:bookmarkStart w:id="9" w:name="the-numbers-you-must-know-cold"/>
     <w:p>
       <w:pPr>
         <w:pStyle w:val="Heading2"/>
@@ -83,7 +60,8 @@
     <w:tbl>
       <w:tblPr>
         <w:tblStyle w:val="Table"/>
-        <w:tblW w:type="auto" w:w="0"/>
+        <w:tblW w:type="pct" w:w="5000"/>
+        <w:tblLayout w:type="fixed"/>
         <w:tblLook w:firstRow="1" w:lastRow="0" w:firstColumn="0" w:lastColumn="0" w:noHBand="0" w:noVBand="0" w:val="0020"/>
       </w:tblPr>
       <w:tblGrid>
@@ -92,26 +70,24 @@
       </w:tblGrid>
       <w:tr>
         <w:trPr>
-          <w:tblHeader w:val="true"/>
+          <w:tblHeader w:val="on"/>
         </w:trPr>
         <w:tc>
           <w:tcPr/>
           <w:p>
             <w:pPr>
               <w:pStyle w:val="Compact"/>
-              <w:jc w:val="left"/>
-            </w:pPr>
-            <w:r>
-              <w:t xml:space="preserve">Question they'll probe</w:t>
-            </w:r>
-          </w:p>
-        </w:tc>
-        <w:tc>
-          <w:tcPr/>
-          <w:p>
-            <w:pPr>
-              <w:pStyle w:val="Compact"/>
-              <w:jc w:val="left"/>
+            </w:pPr>
+            <w:r>
+              <w:t xml:space="preserve">Question they’ll probe</w:t>
+            </w:r>
+          </w:p>
+        </w:tc>
+        <w:tc>
+          <w:tcPr/>
+          <w:p>
+            <w:pPr>
+              <w:pStyle w:val="Compact"/>
             </w:pPr>
             <w:r>
               <w:t xml:space="preserve">Your answer</w:t>
@@ -125,7 +101,6 @@
           <w:p>
             <w:pPr>
               <w:pStyle w:val="Compact"/>
-              <w:jc w:val="left"/>
             </w:pPr>
             <w:r>
               <w:t xml:space="preserve">Founder capital invested</w:t>
@@ -137,12 +112,11 @@
           <w:p>
             <w:pPr>
               <w:pStyle w:val="Compact"/>
-              <w:jc w:val="left"/>
             </w:pPr>
             <w:r>
               <w:rPr>
+                <w:b/>
                 <w:bCs/>
-                <w:b/>
               </w:rPr>
               <w:t xml:space="preserve">£6,000</w:t>
             </w:r>
@@ -157,8 +131,8 @@
             </w:r>
             <w:r>
               <w:rPr>
+                <w:b/>
                 <w:bCs/>
-                <w:b/>
               </w:rPr>
               <w:t xml:space="preserve">£3,000 each</w:t>
             </w:r>
@@ -166,7 +140,7 @@
               <w:t xml:space="preserve"> </w:t>
             </w:r>
             <w:r>
-              <w:t xml:space="preserve">founder, evidenced by Form SH01 at incorporation</w:t>
+              <w:t xml:space="preserve">founder, evidenced by Form SH01 at incorporation — the ONLY funding assumed anywhere in this plan</w:t>
             </w:r>
           </w:p>
         </w:tc>
@@ -177,7 +151,6 @@
           <w:p>
             <w:pPr>
               <w:pStyle w:val="Compact"/>
-              <w:jc w:val="left"/>
             </w:pPr>
             <w:r>
               <w:t xml:space="preserve">Business start date</w:t>
@@ -189,12 +162,11 @@
           <w:p>
             <w:pPr>
               <w:pStyle w:val="Compact"/>
-              <w:jc w:val="left"/>
             </w:pPr>
             <w:r>
               <w:rPr>
+                <w:b/>
                 <w:bCs/>
-                <w:b/>
               </w:rPr>
               <w:t xml:space="preserve">15 June 2026</w:t>
             </w:r>
@@ -213,7 +185,6 @@
           <w:p>
             <w:pPr>
               <w:pStyle w:val="Compact"/>
-              <w:jc w:val="left"/>
             </w:pPr>
             <w:r>
               <w:t xml:space="preserve">Revenue forecast</w:t>
@@ -225,7 +196,6 @@
           <w:p>
             <w:pPr>
               <w:pStyle w:val="Compact"/>
-              <w:jc w:val="left"/>
             </w:pPr>
             <w:r>
               <w:t xml:space="preserve">Y1</w:t>
@@ -235,42 +205,48 @@
             </w:r>
             <w:r>
               <w:rPr>
+                <w:b/>
                 <w:bCs/>
+              </w:rPr>
+              <w:t xml:space="preserve">£600</w:t>
+            </w:r>
+            <w:r>
+              <w:t xml:space="preserve"> </w:t>
+            </w:r>
+            <w:r>
+              <w:t xml:space="preserve">→ Y2</w:t>
+            </w:r>
+            <w:r>
+              <w:t xml:space="preserve"> </w:t>
+            </w:r>
+            <w:r>
+              <w:rPr>
                 <w:b/>
+                <w:bCs/>
               </w:rPr>
-              <w:t xml:space="preserve">£15,988</w:t>
-            </w:r>
-            <w:r>
-              <w:t xml:space="preserve"> </w:t>
-            </w:r>
-            <w:r>
-              <w:t xml:space="preserve">→ Y2</w:t>
+              <w:t xml:space="preserve">£16,000</w:t>
+            </w:r>
+            <w:r>
+              <w:t xml:space="preserve"> </w:t>
+            </w:r>
+            <w:r>
+              <w:t xml:space="preserve">→ Y3</w:t>
             </w:r>
             <w:r>
               <w:t xml:space="preserve"> </w:t>
             </w:r>
             <w:r>
               <w:rPr>
+                <w:b/>
                 <w:bCs/>
-                <w:b/>
               </w:rPr>
-              <w:t xml:space="preserve">£175,808</w:t>
-            </w:r>
-            <w:r>
-              <w:t xml:space="preserve"> </w:t>
-            </w:r>
-            <w:r>
-              <w:t xml:space="preserve">→ Y3</w:t>
-            </w:r>
-            <w:r>
-              <w:t xml:space="preserve"> </w:t>
-            </w:r>
-            <w:r>
-              <w:rPr>
-                <w:bCs/>
-                <w:b/>
-              </w:rPr>
-              <w:t xml:space="preserve">£659,280</w:t>
+              <w:t xml:space="preserve">£48,000</w:t>
+            </w:r>
+            <w:r>
+              <w:t xml:space="preserve"> </w:t>
+            </w:r>
+            <w:r>
+              <w:t xml:space="preserve">— deliberately conservative and self-funded</w:t>
             </w:r>
           </w:p>
         </w:tc>
@@ -281,7 +257,6 @@
           <w:p>
             <w:pPr>
               <w:pStyle w:val="Compact"/>
-              <w:jc w:val="left"/>
             </w:pPr>
             <w:r>
               <w:t xml:space="preserve">University price point</w:t>
@@ -293,12 +268,11 @@
           <w:p>
             <w:pPr>
               <w:pStyle w:val="Compact"/>
-              <w:jc w:val="left"/>
             </w:pPr>
             <w:r>
               <w:rPr>
+                <w:b/>
                 <w:bCs/>
-                <w:b/>
               </w:rPr>
               <w:t xml:space="preserve">£2 per enrolled student per year</w:t>
             </w:r>
@@ -306,7 +280,20 @@
               <w:t xml:space="preserve"> </w:t>
             </w:r>
             <w:r>
-              <w:t xml:space="preserve">(10k-student uni = £20,000/yr; Togetherall ~£40k flat, TalkCampus ~£25k)</w:t>
+              <w:t xml:space="preserve">(10k-student uni = £20,000/yr; Togetherall ~£40k flat, TalkCampus ~£25k) — but</w:t>
+            </w:r>
+            <w:r>
+              <w:t xml:space="preserve"> </w:t>
+            </w:r>
+            <w:r>
+              <w:rPr>
+                <w:b/>
+                <w:bCs/>
+              </w:rPr>
+              <w:t xml:space="preserve">£0 institutional revenue is assumed in Y1</w:t>
+            </w:r>
+            <w:r>
+              <w:t xml:space="preserve">, nothing is signed</w:t>
             </w:r>
           </w:p>
         </w:tc>
@@ -317,7 +304,6 @@
           <w:p>
             <w:pPr>
               <w:pStyle w:val="Compact"/>
-              <w:jc w:val="left"/>
             </w:pPr>
             <w:r>
               <w:t xml:space="preserve">Premium price</w:t>
@@ -329,12 +315,11 @@
           <w:p>
             <w:pPr>
               <w:pStyle w:val="Compact"/>
-              <w:jc w:val="left"/>
             </w:pPr>
             <w:r>
               <w:rPr>
+                <w:b/>
                 <w:bCs/>
-                <w:b/>
               </w:rPr>
               <w:t xml:space="preserve">£4.99/month</w:t>
             </w:r>
@@ -342,7 +327,7 @@
               <w:t xml:space="preserve"> </w:t>
             </w:r>
             <w:r>
-              <w:t xml:space="preserve">via Stripe — live and processing today</w:t>
+              <w:t xml:space="preserve">via Stripe — live and processing today, independent of any pilot</w:t>
             </w:r>
           </w:p>
         </w:tc>
@@ -353,7 +338,6 @@
           <w:p>
             <w:pPr>
               <w:pStyle w:val="Compact"/>
-              <w:jc w:val="left"/>
             </w:pPr>
             <w:r>
               <w:t xml:space="preserve">Gross margin</w:t>
@@ -365,20 +349,19 @@
           <w:p>
             <w:pPr>
               <w:pStyle w:val="Compact"/>
-              <w:jc w:val="left"/>
-            </w:pPr>
-            <w:r>
-              <w:t xml:space="preserve">91% (Y1) →</w:t>
+            </w:pPr>
+            <w:r>
+              <w:t xml:space="preserve">n/a (Y1, revenue too small) → 81% (Y2) →</w:t>
             </w:r>
             <w:r>
               <w:t xml:space="preserve"> </w:t>
             </w:r>
             <w:r>
               <w:rPr>
+                <w:b/>
                 <w:bCs/>
-                <w:b/>
               </w:rPr>
-              <w:t xml:space="preserve">91.8% (Y3)</w:t>
+              <w:t xml:space="preserve">87% (Y3)</w:t>
             </w:r>
           </w:p>
         </w:tc>
@@ -389,32 +372,30 @@
           <w:p>
             <w:pPr>
               <w:pStyle w:val="Compact"/>
-              <w:jc w:val="left"/>
-            </w:pPr>
-            <w:r>
-              <w:t xml:space="preserve">Pre-seed raise</w:t>
-            </w:r>
-          </w:p>
-        </w:tc>
-        <w:tc>
-          <w:tcPr/>
-          <w:p>
-            <w:pPr>
-              <w:pStyle w:val="Compact"/>
-              <w:jc w:val="left"/>
+            </w:pPr>
+            <w:r>
+              <w:t xml:space="preserve">External funding</w:t>
+            </w:r>
+          </w:p>
+        </w:tc>
+        <w:tc>
+          <w:tcPr/>
+          <w:p>
+            <w:pPr>
+              <w:pStyle w:val="Compact"/>
             </w:pPr>
             <w:r>
               <w:rPr>
+                <w:b/>
                 <w:bCs/>
-                <w:b/>
               </w:rPr>
-              <w:t xml:space="preserve">£150,000 in Dec 2026 (M7)</w:t>
-            </w:r>
-            <w:r>
-              <w:t xml:space="preserve"> </w:t>
-            </w:r>
-            <w:r>
-              <w:t xml:space="preserve">at £1.2m post-money (12.5%) — timed AFTER pilot completes</w:t>
+              <w:t xml:space="preserve">None assumed.</w:t>
+            </w:r>
+            <w:r>
+              <w:t xml:space="preserve"> </w:t>
+            </w:r>
+            <w:r>
+              <w:t xml:space="preserve">No pre-seed, seed or Series A anywhere in this plan</w:t>
             </w:r>
           </w:p>
         </w:tc>
@@ -425,32 +406,46 @@
           <w:p>
             <w:pPr>
               <w:pStyle w:val="Compact"/>
-              <w:jc w:val="left"/>
-            </w:pPr>
-            <w:r>
-              <w:t xml:space="preserve">Seed raise</w:t>
-            </w:r>
-          </w:p>
-        </w:tc>
-        <w:tc>
-          <w:tcPr/>
-          <w:p>
-            <w:pPr>
-              <w:pStyle w:val="Compact"/>
-              <w:jc w:val="left"/>
+            </w:pPr>
+            <w:r>
+              <w:t xml:space="preserve">Pilot status</w:t>
+            </w:r>
+          </w:p>
+        </w:tc>
+        <w:tc>
+          <w:tcPr/>
+          <w:p>
+            <w:pPr>
+              <w:pStyle w:val="Compact"/>
             </w:pPr>
             <w:r>
               <w:rPr>
+                <w:b/>
                 <w:bCs/>
+              </w:rPr>
+              <w:t xml:space="preserve">Early, informal conversation only</w:t>
+            </w:r>
+            <w:r>
+              <w:t xml:space="preserve"> </w:t>
+            </w:r>
+            <w:r>
+              <w:t xml:space="preserve">— no agreement, LOI or date signed. Proposed 12-week window</w:t>
+            </w:r>
+            <w:r>
+              <w:t xml:space="preserve"> </w:t>
+            </w:r>
+            <w:r>
+              <w:rPr>
                 <w:b/>
+                <w:bCs/>
               </w:rPr>
-              <w:t xml:space="preserve">£750,000, Q2 Y2</w:t>
-            </w:r>
-            <w:r>
-              <w:t xml:space="preserve"> </w:t>
-            </w:r>
-            <w:r>
-              <w:t xml:space="preserve">at £6m post</w:t>
+              <w:t xml:space="preserve">Sep–Nov 2026 (M4–M6)</w:t>
+            </w:r>
+            <w:r>
+              <w:t xml:space="preserve"> </w:t>
+            </w:r>
+            <w:r>
+              <w:t xml:space="preserve">is a target, not a commitment</w:t>
             </w:r>
           </w:p>
         </w:tc>
@@ -461,39 +456,20 @@
           <w:p>
             <w:pPr>
               <w:pStyle w:val="Compact"/>
-              <w:jc w:val="left"/>
-            </w:pPr>
-            <w:r>
-              <w:t xml:space="preserve">Pilot dates</w:t>
-            </w:r>
-          </w:p>
-        </w:tc>
-        <w:tc>
-          <w:tcPr/>
-          <w:p>
-            <w:pPr>
-              <w:pStyle w:val="Compact"/>
-              <w:jc w:val="left"/>
-            </w:pPr>
-            <w:r>
-              <w:rPr>
-                <w:bCs/>
-                <w:b/>
-              </w:rPr>
-              <w:t xml:space="preserve">Sep–Nov 2026 (M4–M6)</w:t>
-            </w:r>
-            <w:r>
-              <w:t xml:space="preserve">, 12-week no-fee pilot at University of Bedfordshire; conversion talks from</w:t>
-            </w:r>
-            <w:r>
-              <w:t xml:space="preserve"> </w:t>
-            </w:r>
-            <w:r>
-              <w:rPr>
-                <w:bCs/>
-                <w:b/>
-              </w:rPr>
-              <w:t xml:space="preserve">Dec 2026 (M7)</w:t>
+            </w:pPr>
+            <w:r>
+              <w:t xml:space="preserve">Profitability</w:t>
+            </w:r>
+          </w:p>
+        </w:tc>
+        <w:tc>
+          <w:tcPr/>
+          <w:p>
+            <w:pPr>
+              <w:pStyle w:val="Compact"/>
+            </w:pPr>
+            <w:r>
+              <w:t xml:space="preserve">Small Y1 trading loss (£3,630) absorbed by founder capital; profitable from Y2 (£6,000); Y3 profit £8,000</w:t>
             </w:r>
           </w:p>
         </w:tc>
@@ -504,38 +480,27 @@
           <w:p>
             <w:pPr>
               <w:pStyle w:val="Compact"/>
-              <w:jc w:val="left"/>
-            </w:pPr>
-            <w:r>
-              <w:t xml:space="preserve">Profitability</w:t>
-            </w:r>
-          </w:p>
-        </w:tc>
-        <w:tc>
-          <w:tcPr/>
-          <w:p>
-            <w:pPr>
-              <w:pStyle w:val="Compact"/>
-              <w:jc w:val="left"/>
-            </w:pPr>
-            <w:r>
-              <w:t xml:space="preserve">Operating profit positive from</w:t>
-            </w:r>
-            <w:r>
-              <w:t xml:space="preserve"> </w:t>
-            </w:r>
+            </w:pPr>
+            <w:r>
+              <w:t xml:space="preserve">UK jobs</w:t>
+            </w:r>
+          </w:p>
+        </w:tc>
+        <w:tc>
+          <w:tcPr/>
+          <w:p>
+            <w:pPr>
+              <w:pStyle w:val="Compact"/>
+            </w:pPr>
             <w:r>
               <w:rPr>
+                <w:b/>
                 <w:bCs/>
-                <w:b/>
               </w:rPr>
-              <w:t xml:space="preserve">Q4 Year 3</w:t>
-            </w:r>
-            <w:r>
-              <w:t xml:space="preserve"> </w:t>
-            </w:r>
-            <w:r>
-              <w:t xml:space="preserve">(£21,520 Y3 operating profit)</w:t>
+              <w:t xml:space="preserve">2 unpaid founders → 2 unpaid founders → 3 people / c.2.5 FTE</w:t>
+            </w:r>
+            <w:r>
+              <w:t xml:space="preserve">, all self-funded from revenue</w:t>
             </w:r>
           </w:p>
         </w:tc>
@@ -546,32 +511,68 @@
           <w:p>
             <w:pPr>
               <w:pStyle w:val="Compact"/>
-              <w:jc w:val="left"/>
-            </w:pPr>
-            <w:r>
-              <w:t xml:space="preserve">UK jobs</w:t>
-            </w:r>
-          </w:p>
-        </w:tc>
-        <w:tc>
-          <w:tcPr/>
-          <w:p>
-            <w:pPr>
-              <w:pStyle w:val="Compact"/>
-              <w:jc w:val="left"/>
-            </w:pPr>
+            </w:pPr>
+            <w:r>
+              <w:t xml:space="preserve">Market size (long-term reference, not the plan)</w:t>
+            </w:r>
+          </w:p>
+        </w:tc>
+        <w:tc>
+          <w:tcPr/>
+          <w:p>
+            <w:pPr>
+              <w:pStyle w:val="Compact"/>
+            </w:pPr>
+            <w:r>
+              <w:t xml:space="preserve">TAM</w:t>
+            </w:r>
+            <w:r>
+              <w:t xml:space="preserve"> </w:t>
+            </w:r>
             <w:r>
               <w:rPr>
+                <w:b/>
                 <w:bCs/>
+              </w:rPr>
+              <w:t xml:space="preserve">£86m/yr</w:t>
+            </w:r>
+            <w:r>
+              <w:t xml:space="preserve"> </w:t>
+            </w:r>
+            <w:r>
+              <w:t xml:space="preserve">UK · SAM</w:t>
+            </w:r>
+            <w:r>
+              <w:t xml:space="preserve"> </w:t>
+            </w:r>
+            <w:r>
+              <w:rPr>
                 <w:b/>
+                <w:bCs/>
               </w:rPr>
-              <w:t xml:space="preserve">2 → 6 → 12</w:t>
-            </w:r>
-            <w:r>
-              <w:t xml:space="preserve"> </w:t>
-            </w:r>
-            <w:r>
-              <w:t xml:space="preserve">across three years, all UK-based, EMI options</w:t>
+              <w:t xml:space="preserve">£28m</w:t>
+            </w:r>
+            <w:r>
+              <w:t xml:space="preserve"> </w:t>
+            </w:r>
+            <w:r>
+              <w:t xml:space="preserve">· SOM</w:t>
+            </w:r>
+            <w:r>
+              <w:t xml:space="preserve"> </w:t>
+            </w:r>
+            <w:r>
+              <w:rPr>
+                <w:b/>
+                <w:bCs/>
+              </w:rPr>
+              <w:t xml:space="preserve">£3.4m ARR by Y5 (aspirational)</w:t>
+            </w:r>
+            <w:r>
+              <w:t xml:space="preserve"> </w:t>
+            </w:r>
+            <w:r>
+              <w:t xml:space="preserve">— the committed 3-year plan targets c.£48k</w:t>
             </w:r>
           </w:p>
         </w:tc>
@@ -582,64 +583,46 @@
           <w:p>
             <w:pPr>
               <w:pStyle w:val="Compact"/>
-              <w:jc w:val="left"/>
-            </w:pPr>
-            <w:r>
-              <w:t xml:space="preserve">Market size</w:t>
-            </w:r>
-          </w:p>
-        </w:tc>
-        <w:tc>
-          <w:tcPr/>
-          <w:p>
-            <w:pPr>
-              <w:pStyle w:val="Compact"/>
-              <w:jc w:val="left"/>
-            </w:pPr>
-            <w:r>
-              <w:t xml:space="preserve">TAM</w:t>
+            </w:pPr>
+            <w:r>
+              <w:t xml:space="preserve">In-kind support</w:t>
+            </w:r>
+          </w:p>
+        </w:tc>
+        <w:tc>
+          <w:tcPr/>
+          <w:p>
+            <w:pPr>
+              <w:pStyle w:val="Compact"/>
+            </w:pPr>
+            <w:r>
+              <w:t xml:space="preserve">NatWest Accelerator:</w:t>
             </w:r>
             <w:r>
               <w:t xml:space="preserve"> </w:t>
             </w:r>
             <w:r>
               <w:rPr>
+                <w:b/>
                 <w:bCs/>
+              </w:rPr>
+              <w:t xml:space="preserve">£31,100/yr</w:t>
+            </w:r>
+            <w:r>
+              <w:t xml:space="preserve"> </w:t>
+            </w:r>
+            <w:r>
+              <w:t xml:space="preserve">(office, legal, accountancy) —</w:t>
+            </w:r>
+            <w:r>
+              <w:t xml:space="preserve"> </w:t>
+            </w:r>
+            <w:r>
+              <w:rPr>
                 <w:b/>
+                <w:bCs/>
               </w:rPr>
-              <w:t xml:space="preserve">£86m/yr</w:t>
-            </w:r>
-            <w:r>
-              <w:t xml:space="preserve"> </w:t>
-            </w:r>
-            <w:r>
-              <w:t xml:space="preserve">UK · SAM</w:t>
-            </w:r>
-            <w:r>
-              <w:t xml:space="preserve"> </w:t>
-            </w:r>
-            <w:r>
-              <w:rPr>
-                <w:bCs/>
-                <w:b/>
-              </w:rPr>
-              <w:t xml:space="preserve">£28m</w:t>
-            </w:r>
-            <w:r>
-              <w:t xml:space="preserve"> </w:t>
-            </w:r>
-            <w:r>
-              <w:t xml:space="preserve">· SOM</w:t>
-            </w:r>
-            <w:r>
-              <w:t xml:space="preserve"> </w:t>
-            </w:r>
-            <w:r>
-              <w:rPr>
-                <w:bCs/>
-                <w:b/>
-              </w:rPr>
-              <w:t xml:space="preserve">£3.4m ARR by Y5</w:t>
+              <w:t xml:space="preserve">Year 1 only</w:t>
             </w:r>
           </w:p>
         </w:tc>
@@ -650,80 +633,49 @@
           <w:p>
             <w:pPr>
               <w:pStyle w:val="Compact"/>
-              <w:jc w:val="left"/>
-            </w:pPr>
-            <w:r>
-              <w:t xml:space="preserve">In-kind support</w:t>
-            </w:r>
-          </w:p>
-        </w:tc>
-        <w:tc>
-          <w:tcPr/>
-          <w:p>
-            <w:pPr>
-              <w:pStyle w:val="Compact"/>
-              <w:jc w:val="left"/>
-            </w:pPr>
-            <w:r>
-              <w:t xml:space="preserve">NatWest Accelerator:</w:t>
+            </w:pPr>
+            <w:r>
+              <w:t xml:space="preserve">Y1 monthly cash</w:t>
+            </w:r>
+          </w:p>
+        </w:tc>
+        <w:tc>
+          <w:tcPr/>
+          <w:p>
+            <w:pPr>
+              <w:pStyle w:val="Compact"/>
+            </w:pPr>
+            <w:r>
+              <w:t xml:space="preserve">Never dips below</w:t>
             </w:r>
             <w:r>
               <w:t xml:space="preserve"> </w:t>
             </w:r>
             <w:r>
               <w:rPr>
+                <w:b/>
                 <w:bCs/>
+              </w:rPr>
+              <w:t xml:space="preserve">c.£1,900</w:t>
+            </w:r>
+            <w:r>
+              <w:t xml:space="preserve">; closes the year at</w:t>
+            </w:r>
+            <w:r>
+              <w:t xml:space="preserve"> </w:t>
+            </w:r>
+            <w:r>
+              <w:rPr>
                 <w:b/>
+                <w:bCs/>
               </w:rPr>
-              <w:t xml:space="preserve">£31,100/yr</w:t>
-            </w:r>
-            <w:r>
-              <w:t xml:space="preserve"> </w:t>
-            </w:r>
-            <w:r>
-              <w:t xml:space="preserve">(office, legal, accountancy) — why £6k lasts 6 months</w:t>
-            </w:r>
-          </w:p>
-        </w:tc>
-      </w:tr>
-      <w:tr>
-        <w:tc>
-          <w:tcPr/>
-          <w:p>
-            <w:pPr>
-              <w:pStyle w:val="Compact"/>
-              <w:jc w:val="left"/>
-            </w:pPr>
-            <w:r>
-              <w:t xml:space="preserve">Y1 monthly burn</w:t>
-            </w:r>
-          </w:p>
-        </w:tc>
-        <w:tc>
-          <w:tcPr/>
-          <w:p>
-            <w:pPr>
-              <w:pStyle w:val="Compact"/>
-              <w:jc w:val="left"/>
-            </w:pPr>
-            <w:r>
-              <w:t xml:space="preserve">£750–£1,400/mo pre-seed; positive closing cash</w:t>
-            </w:r>
-            <w:r>
-              <w:t xml:space="preserve"> </w:t>
-            </w:r>
-            <w:r>
-              <w:rPr>
-                <w:bCs/>
-                <w:b/>
-              </w:rPr>
-              <w:t xml:space="preserve">every month</w:t>
-            </w:r>
-            <w:r>
-              <w:t xml:space="preserve"> </w:t>
-            </w:r>
-            <w:r>
-              <w:t xml:space="preserve">of Y1</w:t>
+              <w:t xml:space="preserve">£1,920</w:t>
+            </w:r>
+            <w:r>
+              <w:t xml:space="preserve"> </w:t>
+            </w:r>
+            <w:r>
+              <w:t xml:space="preserve">— on founder capital and premium subscriptions alone</w:t>
             </w:r>
           </w:p>
         </w:tc>
@@ -736,8 +688,8 @@
         </w:pict>
       </w:r>
     </w:p>
-    <w:bookmarkEnd w:id="21"/>
-    <w:bookmarkStart w:id="22" w:name="the-three-criteria--30-second-answers"/>
+    <w:bookmarkEnd w:id="9"/>
+    <w:bookmarkStart w:id="10" w:name="the-three-criteria-30-second-answers"/>
     <w:p>
       <w:pPr>
         <w:pStyle w:val="Heading2"/>
@@ -752,8 +704,8 @@
       </w:pPr>
       <w:r>
         <w:rPr>
+          <w:b/>
           <w:bCs/>
-          <w:b/>
         </w:rPr>
         <w:t xml:space="preserve">INNOVATION</w:t>
       </w:r>
@@ -761,7 +713,13 @@
         <w:t xml:space="preserve"> </w:t>
       </w:r>
       <w:r>
-        <w:t xml:space="preserve">— "DEQUAD is the only UK platform combining</w:t>
+        <w:t xml:space="preserve">—</w:t>
+      </w:r>
+      <w:r>
+        <w:t xml:space="preserve"> </w:t>
+      </w:r>
+      <w:r>
+        <w:t xml:space="preserve">“DEQUAD is the only UK platform combining</w:t>
       </w:r>
       <w:r>
         <w:t xml:space="preserve"> </w:t>
@@ -773,7 +731,7 @@
         <w:t xml:space="preserve">.ac.uk</w:t>
       </w:r>
       <w:r>
-        <w:t xml:space="preserve">-verified peer matching, daily wellbeing telemetry and machine-assisted safeguarding triage that escalates to the university's safeguarding lead via webhook. Togetherall is anonymous, TalkCampus has no triage, UniBuddy is pre-enrolment, Bumble/Discord have no verification or safeguarding. I designed the triage myself — I file real safeguarding referrals weekly as a Recovery Coordinator at Change Grow Live."</w:t>
+        <w:t xml:space="preserve">-verified peer matching, daily wellbeing telemetry and machine-assisted safeguarding triage that escalates to the university’s safeguarding lead via webhook. Togetherall is anonymous, TalkCampus has no triage, UniBuddy is pre-enrolment, Bumble/Discord have no verification or safeguarding. I designed the triage myself — I file real safeguarding referrals weekly as a Recovery Coordinator at Change Grow Live.”</w:t>
       </w:r>
     </w:p>
     <w:p>
@@ -782,8 +740,8 @@
       </w:pPr>
       <w:r>
         <w:rPr>
+          <w:b/>
           <w:bCs/>
-          <w:b/>
         </w:rPr>
         <w:t xml:space="preserve">VIABILITY</w:t>
       </w:r>
@@ -791,7 +749,13 @@
         <w:t xml:space="preserve"> </w:t>
       </w:r>
       <w:r>
-        <w:t xml:space="preserve">— "The product is already live at dequad.co.uk with ~50 beta users across 3 universities — build risk is retired. Two banks validated us competitively: Santander Pre-Incubator (2025) and NatWest Accelerator (March 2026). Our anchor pilot is Bedfordshire, where I was SU President for two years managing a £900k budget. Cash is positive every month of Y1 on £6k."</w:t>
+        <w:t xml:space="preserve">—</w:t>
+      </w:r>
+      <w:r>
+        <w:t xml:space="preserve"> </w:t>
+      </w:r>
+      <w:r>
+        <w:t xml:space="preserve">“The product is already live at dequad.co.uk with 80 verified beta users at the University of Bedfordshire (42 daily-active) — build risk is retired. Two banks validated us competitively: Santander Pre-Incubator (2025) and NatWest Accelerator (March 2026). I’m in early conversation about a possible pilot at Bedfordshire, where I was SU President for two years — but nothing is signed, and the plan doesn’t depend on it converting. Cash is positive every month of Y1–Y3 on £6k of founder capital plus revenue alone — no external funding required.”</w:t>
       </w:r>
     </w:p>
     <w:p>
@@ -800,8 +764,8 @@
       </w:pPr>
       <w:r>
         <w:rPr>
+          <w:b/>
           <w:bCs/>
-          <w:b/>
         </w:rPr>
         <w:t xml:space="preserve">SCALABILITY</w:t>
       </w:r>
@@ -809,7 +773,29 @@
         <w:t xml:space="preserve"> </w:t>
       </w:r>
       <w:r>
-        <w:t xml:space="preserve">— "Software-only, 92% gross margin. Each university onboards in 6 weeks; we model just 14 of 285 UK institutions by Y3 — under 5% penetration. Then 42 NHS ICBs at £20k+, and internationally the model maps to .edu and .edu.au domains — £180m TAM."</w:t>
+        <w:t xml:space="preserve">—</w:t>
+      </w:r>
+      <w:r>
+        <w:t xml:space="preserve"> </w:t>
+      </w:r>
+      <w:r>
+        <w:t xml:space="preserve">“Software-only, gross margin reaching ~87% by Y3. Each university onboards in 6 weeks — but this 3-year plan deliberately models just c.1.5 average paying institutions by Y3, a small, achievable slice of the 285 UK institutions, so viability never depends on rapid multi-university growth. The templated rollout is what makes faster scaling</w:t>
+      </w:r>
+      <w:r>
+        <w:t xml:space="preserve"> </w:t>
+      </w:r>
+      <w:r>
+        <w:rPr>
+          <w:i/>
+          <w:iCs/>
+        </w:rPr>
+        <w:t xml:space="preserve">possible</w:t>
+      </w:r>
+      <w:r>
+        <w:t xml:space="preserve"> </w:t>
+      </w:r>
+      <w:r>
+        <w:t xml:space="preserve">later, if traction proves out — international expansion (.edu, .edu.au) is a longer-term ambition beyond this plan, not a Year 1–3 assumption.”</w:t>
       </w:r>
     </w:p>
     <w:p>
@@ -819,8 +805,8 @@
         </w:pict>
       </w:r>
     </w:p>
-    <w:bookmarkEnd w:id="22"/>
-    <w:bookmarkStart w:id="23" w:name="hard-questions--honest-answers"/>
+    <w:bookmarkEnd w:id="10"/>
+    <w:bookmarkStart w:id="11" w:name="hard-questions-honest-answers"/>
     <w:p>
       <w:pPr>
         <w:pStyle w:val="Heading2"/>
@@ -831,134 +817,214 @@
     </w:p>
     <w:p>
       <w:pPr>
+        <w:pStyle w:val="Compact"/>
         <w:numPr>
           <w:ilvl w:val="0"/>
           <w:numId w:val="1001"/>
         </w:numPr>
-        <w:pStyle w:val="Compact"/>
       </w:pPr>
       <w:r>
         <w:rPr>
+          <w:b/>
           <w:bCs/>
-          <w:b/>
         </w:rPr>
-        <w:t xml:space="preserve">"Only £6,000 — is that serious?"</w:t>
-      </w:r>
-      <w:r>
-        <w:t xml:space="preserve"> </w:t>
-      </w:r>
-      <w:r>
-        <w:t xml:space="preserve">→ "The expensive part — engineering — is done and contributed as founders' work-product. NatWest covers office/legal/accountancy (£31k in-kind). £6k covers incorporation, IP and hosting for 6 months with positive cash every month. The £150k pre-seed lands only after the pilot delivers evidence."</w:t>
+        <w:t xml:space="preserve">“Only £6,000 — is that serious?”</w:t>
+      </w:r>
+      <w:r>
+        <w:t xml:space="preserve"> </w:t>
+      </w:r>
+      <w:r>
+        <w:t xml:space="preserve">→</w:t>
+      </w:r>
+      <w:r>
+        <w:t xml:space="preserve"> </w:t>
+      </w:r>
+      <w:r>
+        <w:t xml:space="preserve">“The expensive part — engineering — is done and contributed as founders’ work-product. NatWest covers office/legal/accountancy in-kind for Year 1 (£31k). £6k covers incorporation, IP filings and running costs across the whole 3-year plan alongside modest revenue — with positive cash every month. No pre-seed or any other external funding is assumed or required at any point.”</w:t>
       </w:r>
     </w:p>
     <w:p>
       <w:pPr>
+        <w:pStyle w:val="Compact"/>
         <w:numPr>
           <w:ilvl w:val="0"/>
           <w:numId w:val="1001"/>
         </w:numPr>
-        <w:pStyle w:val="Compact"/>
       </w:pPr>
       <w:r>
         <w:rPr>
+          <w:b/>
           <w:bCs/>
+        </w:rPr>
+        <w:t xml:space="preserve">“What if Bedfordshire doesn’t convert?”</w:t>
+      </w:r>
+      <w:r>
+        <w:t xml:space="preserve"> </w:t>
+      </w:r>
+      <w:r>
+        <w:t xml:space="preserve">→</w:t>
+      </w:r>
+      <w:r>
+        <w:t xml:space="preserve"> </w:t>
+      </w:r>
+      <w:r>
+        <w:t xml:space="preserve">“Nothing changes. The Y1 base case already assumes</w:t>
+      </w:r>
+      <w:r>
+        <w:t xml:space="preserve"> </w:t>
+      </w:r>
+      <w:r>
+        <w:rPr>
           <w:b/>
+          <w:bCs/>
         </w:rPr>
-        <w:t xml:space="preserve">"What if Bedfordshire doesn't convert?"</w:t>
-      </w:r>
-      <w:r>
-        <w:t xml:space="preserve"> </w:t>
-      </w:r>
-      <w:r>
-        <w:t xml:space="preserve">→ "Y1 assumes ONLY 0.5 institutions convert; every other pilot is modelled at 0%. Premium subscriptions (£5,988 Y1) are independent of B2B. Two further pilots are scoped as pure upside."</w:t>
+        <w:t xml:space="preserve">zero</w:t>
+      </w:r>
+      <w:r>
+        <w:t xml:space="preserve"> </w:t>
+      </w:r>
+      <w:r>
+        <w:t xml:space="preserve">institutional revenue — nothing is signed, so nothing is lost if it doesn’t happen. Premium subscriptions (£600 Y1) are modelled entirely independently of any pilot outcome. If Bedfordshire does convert, that’s a Y2+ upside on top of the base case, not something the plan needs.”</w:t>
       </w:r>
     </w:p>
     <w:p>
       <w:pPr>
+        <w:pStyle w:val="Compact"/>
         <w:numPr>
           <w:ilvl w:val="0"/>
           <w:numId w:val="1001"/>
         </w:numPr>
-        <w:pStyle w:val="Compact"/>
       </w:pPr>
       <w:r>
         <w:rPr>
+          <w:b/>
           <w:bCs/>
-          <w:b/>
         </w:rPr>
-        <w:t xml:space="preserve">"What if Togetherall copies you?"</w:t>
-      </w:r>
-      <w:r>
-        <w:t xml:space="preserve"> </w:t>
-      </w:r>
-      <w:r>
-        <w:t xml:space="preserve">→ "They'd have to abandon anonymity — their core product architecture. Our moat is verification + institutional webhook + practitioner-designed triage, and 12–18 months of head start."</w:t>
+        <w:t xml:space="preserve">“What if Togetherall copies you?”</w:t>
+      </w:r>
+      <w:r>
+        <w:t xml:space="preserve"> </w:t>
+      </w:r>
+      <w:r>
+        <w:t xml:space="preserve">→</w:t>
+      </w:r>
+      <w:r>
+        <w:t xml:space="preserve"> </w:t>
+      </w:r>
+      <w:r>
+        <w:t xml:space="preserve">“They’d have to abandon anonymity — their core product architecture. Our moat is verification + institutional webhook + practitioner-designed triage, and a head start on that combination.”</w:t>
       </w:r>
     </w:p>
     <w:p>
       <w:pPr>
+        <w:pStyle w:val="Compact"/>
         <w:numPr>
           <w:ilvl w:val="0"/>
           <w:numId w:val="1001"/>
         </w:numPr>
-        <w:pStyle w:val="Compact"/>
       </w:pPr>
       <w:r>
         <w:rPr>
+          <w:b/>
           <w:bCs/>
-          <w:b/>
         </w:rPr>
-        <w:t xml:space="preserve">"Safeguarding incident risk?"</w:t>
-      </w:r>
-      <w:r>
-        <w:t xml:space="preserve"> </w:t>
-      </w:r>
-      <w:r>
-        <w:t xml:space="preserve">→ "Every automated flag routes through human review; escalation policy is modelled on UUK Suicide-Safer Universities and my daily CGL practice. Full playbook in the Risk Register (Appendix L). OSA-2023 risk assessment and DPIA are already written and shipped."</w:t>
+        <w:t xml:space="preserve">“Safeguarding incident risk?”</w:t>
+      </w:r>
+      <w:r>
+        <w:t xml:space="preserve"> </w:t>
+      </w:r>
+      <w:r>
+        <w:t xml:space="preserve">→</w:t>
+      </w:r>
+      <w:r>
+        <w:t xml:space="preserve"> </w:t>
+      </w:r>
+      <w:r>
+        <w:t xml:space="preserve">“Every automated flag routes through human review; escalation policy is modelled on UUK Suicide-Safer Universities and my daily CGL practice. Full playbook in the Risk Register. OSA-2023 risk assessment and DPIA are already written and shipped.”</w:t>
       </w:r>
     </w:p>
     <w:p>
       <w:pPr>
+        <w:pStyle w:val="Compact"/>
         <w:numPr>
           <w:ilvl w:val="0"/>
           <w:numId w:val="1001"/>
         </w:numPr>
-        <w:pStyle w:val="Compact"/>
       </w:pPr>
       <w:r>
         <w:rPr>
+          <w:b/>
           <w:bCs/>
-          <w:b/>
         </w:rPr>
-        <w:t xml:space="preserve">"Are you full-time?"</w:t>
-      </w:r>
-      <w:r>
-        <w:t xml:space="preserve"> </w:t>
-      </w:r>
-      <w:r>
-        <w:t xml:space="preserve">→ "Yes — full-time on DEQUAD as my sole UK business upon endorsement, with a signed commitment undertaking (Appendix C). My co-founder Yusuff Adeagbo (CTO, MSc IT) is equally committed."</w:t>
+        <w:t xml:space="preserve">“Are you full-time?”</w:t>
+      </w:r>
+      <w:r>
+        <w:t xml:space="preserve"> </w:t>
+      </w:r>
+      <w:r>
+        <w:t xml:space="preserve">→</w:t>
+      </w:r>
+      <w:r>
+        <w:t xml:space="preserve"> </w:t>
+      </w:r>
+      <w:r>
+        <w:t xml:space="preserve">“Yes — full-time on DEQUAD as my sole UK business upon endorsement, with a signed commitment undertaking (Appendix C). My co-founder Yusuff Adeagbo (CTO, MSc IT) is equally committed. Neither of us draws a salary until Year 3, and only then to the extent revenue supports it.”</w:t>
       </w:r>
     </w:p>
     <w:p>
       <w:pPr>
+        <w:pStyle w:val="Compact"/>
         <w:numPr>
           <w:ilvl w:val="0"/>
           <w:numId w:val="1001"/>
         </w:numPr>
+      </w:pPr>
+      <w:r>
+        <w:rPr>
+          <w:b/>
+          <w:bCs/>
+        </w:rPr>
+        <w:t xml:space="preserve">“Who’s on the team beyond you two?”</w:t>
+      </w:r>
+      <w:r>
+        <w:t xml:space="preserve"> </w:t>
+      </w:r>
+      <w:r>
+        <w:t xml:space="preserve">→</w:t>
+      </w:r>
+      <w:r>
+        <w:t xml:space="preserve"> </w:t>
+      </w:r>
+      <w:r>
+        <w:t xml:space="preserve">“Dr Gerald Marfo (CMO, PhD Digital Marketing), Adedapo Ajuwon (Senior Engineer), Chinyere Jennifer (Advisor, MIGSO-PCUBED) — all equity-only. Nobody draws a salary within this 3-year self-funded plan; that would only change with a future funding round, none of which is assumed.”</w:t>
+      </w:r>
+    </w:p>
+    <w:p>
+      <w:pPr>
         <w:pStyle w:val="Compact"/>
+        <w:numPr>
+          <w:ilvl w:val="0"/>
+          <w:numId w:val="1001"/>
+        </w:numPr>
       </w:pPr>
       <w:r>
         <w:rPr>
+          <w:b/>
           <w:bCs/>
-          <w:b/>
         </w:rPr>
-        <w:t xml:space="preserve">"Who's on the team beyond you two?"</w:t>
-      </w:r>
-      <w:r>
-        <w:t xml:space="preserve"> </w:t>
-      </w:r>
-      <w:r>
-        <w:t xml:space="preserve">→ "Dr Gerald Marfo (CMO, PhD Digital Marketing), Adedapo Ajuwon (Senior Engineer), Chinyere Jennifer (Advisor, MIGSO-PCUBED) — all equity-only. Nobody draws a salary until the pre-seed."</w:t>
+        <w:t xml:space="preserve">“Why did the numbers get so much smaller than an earlier version?”</w:t>
+      </w:r>
+      <w:r>
+        <w:t xml:space="preserve"> </w:t>
+      </w:r>
+      <w:r>
+        <w:t xml:space="preserve">→</w:t>
+      </w:r>
+      <w:r>
+        <w:t xml:space="preserve"> </w:t>
+      </w:r>
+      <w:r>
+        <w:t xml:space="preserve">“Because an earlier draft assumed a £150k pre-seed and a signed Bedfordshire pilot — neither is true today. This version only assumes what’s actually committed: £6,000 of our own money. It’s a smaller, less exciting story, but it’s one I can stand behind in this room.”</w:t>
       </w:r>
     </w:p>
     <w:p>
@@ -974,15 +1040,19 @@
       </w:pPr>
       <w:r>
         <w:rPr>
+          <w:i/>
           <w:iCs/>
-          <w:i/>
         </w:rPr>
         <w:t xml:space="preserve">Bring: passport, SH01, NatWest Accelerator confirmation, Santander completion, live demo login for dequad.co.uk.</w:t>
       </w:r>
     </w:p>
-    <w:bookmarkEnd w:id="23"/>
-    <w:bookmarkEnd w:id="24"/>
-    <w:sectPr/>
+    <w:bookmarkEnd w:id="11"/>
+    <w:bookmarkEnd w:id="12"/>
+    <w:sectPr>
+      <w:footnotePr>
+        <w:numRestart w:val="eachSect"/>
+      </w:footnotePr>
+    </w:sectPr>
   </w:body>
 </w:document>
 </file>
@@ -1013,14 +1083,14 @@
 <file path=word/numbering.xml><?xml version="1.0" encoding="utf-8"?>
 <w:numbering xmlns:w="http://schemas.openxmlformats.org/wordprocessingml/2006/main">
   <w:abstractNum w:abstractNumId="990">
-    <w:nsid w:val="A990"/>
+    <w:nsid w:val="0000A990"/>
     <w:multiLevelType w:val="multilevel"/>
     <w:lvl w:ilvl="0">
       <w:numFmt w:val="bullet"/>
       <w:lvlText w:val=" "/>
       <w:lvlJc w:val="left"/>
       <w:pPr>
-        <w:ind w:left="720" w:hanging="480"/>
+        <w:ind w:left="720" w:hanging="360"/>
       </w:pPr>
     </w:lvl>
     <w:lvl w:ilvl="1">
@@ -1028,7 +1098,7 @@
       <w:lvlText w:val=" "/>
       <w:lvlJc w:val="left"/>
       <w:pPr>
-        <w:ind w:left="1440" w:hanging="480"/>
+        <w:ind w:left="1440" w:hanging="360"/>
       </w:pPr>
     </w:lvl>
     <w:lvl w:ilvl="2">
@@ -1036,7 +1106,7 @@
       <w:lvlText w:val=" "/>
       <w:lvlJc w:val="left"/>
       <w:pPr>
-        <w:ind w:left="2160" w:hanging="480"/>
+        <w:ind w:left="2160" w:hanging="360"/>
       </w:pPr>
     </w:lvl>
     <w:lvl w:ilvl="3">
@@ -1044,7 +1114,7 @@
       <w:lvlText w:val=" "/>
       <w:lvlJc w:val="left"/>
       <w:pPr>
-        <w:ind w:left="2880" w:hanging="480"/>
+        <w:ind w:left="2880" w:hanging="360"/>
       </w:pPr>
     </w:lvl>
     <w:lvl w:ilvl="4">
@@ -1052,7 +1122,7 @@
       <w:lvlText w:val=" "/>
       <w:lvlJc w:val="left"/>
       <w:pPr>
-        <w:ind w:left="3600" w:hanging="480"/>
+        <w:ind w:left="3600" w:hanging="360"/>
       </w:pPr>
     </w:lvl>
     <w:lvl w:ilvl="5">
@@ -1060,7 +1130,7 @@
       <w:lvlText w:val=" "/>
       <w:lvlJc w:val="left"/>
       <w:pPr>
-        <w:ind w:left="4320" w:hanging="480"/>
+        <w:ind w:left="4320" w:hanging="360"/>
       </w:pPr>
     </w:lvl>
     <w:lvl w:ilvl="6">
@@ -1068,7 +1138,7 @@
       <w:lvlText w:val=" "/>
       <w:lvlJc w:val="left"/>
       <w:pPr>
-        <w:ind w:left="5040" w:hanging="480"/>
+        <w:ind w:left="5040" w:hanging="360"/>
       </w:pPr>
     </w:lvl>
     <w:lvl w:ilvl="7">
@@ -1076,7 +1146,7 @@
       <w:lvlText w:val=" "/>
       <w:lvlJc w:val="left"/>
       <w:pPr>
-        <w:ind w:left="5760" w:hanging="480"/>
+        <w:ind w:left="5760" w:hanging="360"/>
       </w:pPr>
     </w:lvl>
     <w:lvl w:ilvl="8">
@@ -1084,84 +1154,111 @@
       <w:lvlText w:val=" "/>
       <w:lvlJc w:val="left"/>
       <w:pPr>
-        <w:ind w:left="6480" w:hanging="480"/>
+        <w:ind w:left="6480" w:hanging="360"/>
       </w:pPr>
     </w:lvl>
   </w:abstractNum>
   <w:abstractNum w:abstractNumId="991">
-    <w:nsid w:val="A991"/>
+    <w:nsid w:val="0000A991"/>
     <w:multiLevelType w:val="multilevel"/>
     <w:lvl w:ilvl="0">
       <w:numFmt w:val="bullet"/>
-      <w:lvlText w:val="•"/>
+      <w:lvlText w:val=""/>
       <w:lvlJc w:val="left"/>
       <w:pPr>
-        <w:ind w:left="720" w:hanging="480"/>
-      </w:pPr>
+        <w:ind w:left="720" w:hanging="360"/>
+      </w:pPr>
+      <w:rPr>
+        <w:rFonts w:ascii="Symbol" w:hAnsi="Symbol" w:cs="Symbol" w:hint="default"/>
+      </w:rPr>
     </w:lvl>
     <w:lvl w:ilvl="1">
       <w:numFmt w:val="bullet"/>
-      <w:lvlText w:val="–"/>
+      <w:lvlText w:val="o"/>
       <w:lvlJc w:val="left"/>
       <w:pPr>
-        <w:ind w:left="1440" w:hanging="480"/>
-      </w:pPr>
+        <w:ind w:left="1440" w:hanging="360"/>
+      </w:pPr>
+      <w:rPr>
+        <w:rFonts w:ascii="Courier New" w:hAnsi="Courier New" w:cs="Courier New" w:hint="default"/>
+      </w:rPr>
     </w:lvl>
     <w:lvl w:ilvl="2">
       <w:numFmt w:val="bullet"/>
-      <w:lvlText w:val="•"/>
+      <w:lvlText w:val=""/>
       <w:lvlJc w:val="left"/>
       <w:pPr>
-        <w:ind w:left="2160" w:hanging="480"/>
-      </w:pPr>
+        <w:ind w:left="2160" w:hanging="360"/>
+      </w:pPr>
+      <w:rPr>
+        <w:rFonts w:ascii="Wingdings" w:hAnsi="Wingdings" w:cs="Wingdings" w:hint="default"/>
+      </w:rPr>
     </w:lvl>
     <w:lvl w:ilvl="3">
       <w:numFmt w:val="bullet"/>
-      <w:lvlText w:val="–"/>
+      <w:lvlText w:val=""/>
       <w:lvlJc w:val="left"/>
       <w:pPr>
-        <w:ind w:left="2880" w:hanging="480"/>
-      </w:pPr>
+        <w:ind w:left="2880" w:hanging="360"/>
+      </w:pPr>
+      <w:rPr>
+        <w:rFonts w:ascii="Symbol" w:hAnsi="Symbol" w:cs="Symbol" w:hint="default"/>
+      </w:rPr>
     </w:lvl>
     <w:lvl w:ilvl="4">
       <w:numFmt w:val="bullet"/>
-      <w:lvlText w:val="•"/>
+      <w:lvlText w:val="o"/>
       <w:lvlJc w:val="left"/>
       <w:pPr>
-        <w:ind w:left="3600" w:hanging="480"/>
-      </w:pPr>
+        <w:ind w:left="3600" w:hanging="360"/>
+      </w:pPr>
+      <w:rPr>
+        <w:rFonts w:ascii="Courier New" w:hAnsi="Courier New" w:cs="Courier New" w:hint="default"/>
+      </w:rPr>
     </w:lvl>
     <w:lvl w:ilvl="5">
       <w:numFmt w:val="bullet"/>
-      <w:lvlText w:val="–"/>
+      <w:lvlText w:val=""/>
       <w:lvlJc w:val="left"/>
       <w:pPr>
-        <w:ind w:left="4320" w:hanging="480"/>
-      </w:pPr>
+        <w:ind w:left="4320" w:hanging="360"/>
+      </w:pPr>
+      <w:rPr>
+        <w:rFonts w:ascii="Wingdings" w:hAnsi="Wingdings" w:cs="Wingdings" w:hint="default"/>
+      </w:rPr>
     </w:lvl>
     <w:lvl w:ilvl="6">
       <w:numFmt w:val="bullet"/>
-      <w:lvlText w:val="•"/>
+      <w:lvlText w:val=""/>
       <w:lvlJc w:val="left"/>
       <w:pPr>
-        <w:ind w:left="5040" w:hanging="480"/>
-      </w:pPr>
+        <w:ind w:left="5040" w:hanging="360"/>
+      </w:pPr>
+      <w:rPr>
+        <w:rFonts w:ascii="Symbol" w:hAnsi="Symbol" w:cs="Symbol" w:hint="default"/>
+      </w:rPr>
     </w:lvl>
     <w:lvl w:ilvl="7">
       <w:numFmt w:val="bullet"/>
-      <w:lvlText w:val="–"/>
+      <w:lvlText w:val="o"/>
       <w:lvlJc w:val="left"/>
       <w:pPr>
-        <w:ind w:left="5760" w:hanging="480"/>
-      </w:pPr>
+        <w:ind w:left="5760" w:hanging="360"/>
+      </w:pPr>
+      <w:rPr>
+        <w:rFonts w:ascii="Courier New" w:hAnsi="Courier New" w:cs="Courier New" w:hint="default"/>
+      </w:rPr>
     </w:lvl>
     <w:lvl w:ilvl="8">
       <w:numFmt w:val="bullet"/>
-      <w:lvlText w:val="•"/>
+      <w:lvlText w:val=""/>
       <w:lvlJc w:val="left"/>
       <w:pPr>
-        <w:ind w:left="6480" w:hanging="480"/>
-      </w:pPr>
+        <w:ind w:left="6480" w:hanging="360"/>
+      </w:pPr>
+      <w:rPr>
+        <w:rFonts w:ascii="Wingdings" w:hAnsi="Wingdings" w:cs="Wingdings" w:hint="default"/>
+      </w:rPr>
     </w:lvl>
   </w:abstractNum>
   <w:num w:numId="1000">
@@ -1178,10 +1275,10 @@
   <w:docDefaults>
     <w:rPrDefault>
       <w:rPr>
-        <w:rFonts w:asciiTheme="minorHAnsi" w:cstheme="minorBidi" w:eastAsiaTheme="minorHAnsi" w:hAnsiTheme="minorHAnsi"/>
+        <w:rFonts w:asciiTheme="minorHAnsi" w:cstheme="minorBidi" w:eastAsiaTheme="minorEastAsia" w:hAnsiTheme="minorHAnsi"/>
         <w:sz w:val="24"/>
         <w:szCs w:val="24"/>
-        <w:lang w:bidi="ar-SA" w:eastAsia="en-US" w:val="en-US"/>
+        <w:lang w:bidi="ar-SA" w:eastAsia="zh-CN" w:val="en-US"/>
       </w:rPr>
     </w:rPrDefault>
     <w:pPrDefault>
@@ -1199,10 +1296,10 @@
     <w:name w:val="Body Text"/>
     <w:basedOn w:val="Normal"/>
     <w:link w:val="BodyTextChar"/>
+    <w:qFormat/>
     <w:pPr>
       <w:spacing w:after="180" w:before="180"/>
     </w:pPr>
-    <w:qFormat/>
   </w:style>
   <w:style w:customStyle="1" w:styleId="FirstParagraph" w:type="paragraph">
     <w:name w:val="First Paragraph"/>
@@ -1222,57 +1319,111 @@
     <w:name w:val="Title"/>
     <w:basedOn w:val="Normal"/>
     <w:next w:val="BodyText"/>
+    <w:link w:val="TitleChar"/>
+    <w:uiPriority w:val="10"/>
     <w:qFormat/>
+    <w:rsid w:val="00A10FD9"/>
     <w:pPr>
-      <w:keepNext/>
-      <w:keepLines/>
-      <w:spacing w:after="240" w:before="480"/>
+      <w:spacing w:after="80" w:line="240" w:lineRule="auto"/>
+      <w:contextualSpacing/>
       <w:jc w:val="center"/>
     </w:pPr>
     <w:rPr>
       <w:rFonts w:asciiTheme="majorHAnsi" w:cstheme="majorBidi" w:eastAsiaTheme="majorEastAsia" w:hAnsiTheme="majorHAnsi"/>
-      <w:b/>
-      <w:bCs/>
-      <w:color w:themeColor="accent1" w:themeShade="B5" w:val="345A8A"/>
-      <w:sz w:val="36"/>
-      <w:szCs w:val="36"/>
+      <w:sz w:val="56"/>
+      <w:szCs w:val="56"/>
+    </w:rPr>
+  </w:style>
+  <w:style w:customStyle="1" w:styleId="TitleChar" w:type="character">
+    <w:name w:val="Title Char"/>
+    <w:basedOn w:val="DefaultParagraphFont"/>
+    <w:link w:val="Title"/>
+    <w:uiPriority w:val="10"/>
+    <w:rsid w:val="00A10FD9"/>
+    <w:rPr>
+      <w:rFonts w:asciiTheme="majorHAnsi" w:cstheme="majorBidi" w:eastAsiaTheme="majorEastAsia" w:hAnsiTheme="majorHAnsi"/>
+      <w:sz w:val="56"/>
+      <w:szCs w:val="56"/>
     </w:rPr>
   </w:style>
   <w:style w:styleId="Subtitle" w:type="paragraph">
     <w:name w:val="Subtitle"/>
+    <w:basedOn w:val="Title"/>
+    <w:next w:val="BodyText"/>
+    <w:link w:val="SubtitleChar"/>
+    <w:uiPriority w:val="11"/>
+    <w:qFormat/>
+    <w:rsid w:val="00A10FD9"/>
+    <w:pPr>
+      <w:numPr>
+        <w:ilvl w:val="1"/>
+      </w:numPr>
+    </w:pPr>
+    <w:rPr>
+      <w:rFonts w:cstheme="majorBidi" w:eastAsiaTheme="majorEastAsia"/>
+      <w:spacing w:val="15"/>
+      <w:sz w:val="28"/>
+      <w:szCs w:val="28"/>
+    </w:rPr>
+  </w:style>
+  <w:style w:customStyle="1" w:styleId="SubtitleChar" w:type="character">
+    <w:name w:val="Subtitle Char"/>
+    <w:basedOn w:val="DefaultParagraphFont"/>
+    <w:link w:val="Subtitle"/>
+    <w:uiPriority w:val="11"/>
+    <w:rsid w:val="00A10FD9"/>
+    <w:rPr>
+      <w:rFonts w:cstheme="majorBidi" w:eastAsiaTheme="majorEastAsia"/>
+      <w:color w:themeColor="text1" w:themeTint="A6" w:val="595959"/>
+      <w:spacing w:val="15"/>
+      <w:sz w:val="28"/>
+      <w:szCs w:val="28"/>
+    </w:rPr>
+  </w:style>
+  <w:style w:customStyle="1" w:styleId="Author" w:type="paragraph">
+    <w:name w:val="Author"/>
     <w:basedOn w:val="Title"/>
     <w:next w:val="BodyText"/>
     <w:qFormat/>
     <w:pPr>
       <w:keepNext/>
       <w:keepLines/>
-      <w:spacing w:after="240" w:before="240"/>
-      <w:jc w:val="center"/>
     </w:pPr>
     <w:rPr>
-      <w:sz w:val="30"/>
-      <w:szCs w:val="30"/>
-    </w:rPr>
-  </w:style>
-  <w:style w:customStyle="1" w:styleId="Author" w:type="paragraph">
-    <w:name w:val="Author"/>
+      <w:sz w:val="24"/>
+      <w:szCs w:val="24"/>
+    </w:rPr>
+  </w:style>
+  <w:style w:styleId="Date" w:type="paragraph">
+    <w:name w:val="Date"/>
+    <w:basedOn w:val="Title"/>
     <w:next w:val="BodyText"/>
     <w:qFormat/>
     <w:pPr>
       <w:keepNext/>
       <w:keepLines/>
-      <w:jc w:val="center"/>
     </w:pPr>
-  </w:style>
-  <w:style w:styleId="Date" w:type="paragraph">
-    <w:name w:val="Date"/>
-    <w:next w:val="BodyText"/>
+    <w:rPr>
+      <w:sz w:val="24"/>
+      <w:szCs w:val="24"/>
+    </w:rPr>
+  </w:style>
+  <w:style w:customStyle="1" w:styleId="AbstractTitle" w:type="paragraph">
+    <w:name w:val="Abstract Title"/>
+    <w:basedOn w:val="Normal"/>
+    <w:next w:val="Abstract"/>
     <w:qFormat/>
     <w:pPr>
       <w:keepNext/>
       <w:keepLines/>
+      <w:spacing w:after="0" w:before="300"/>
       <w:jc w:val="center"/>
     </w:pPr>
+    <w:rPr>
+      <w:b/>
+      <w:sz w:val="20"/>
+      <w:szCs w:val="20"/>
+    </w:rPr>
   </w:style>
   <w:style w:customStyle="1" w:styleId="Abstract" w:type="paragraph">
     <w:name w:val="Abstract"/>
@@ -1282,7 +1433,7 @@
     <w:pPr>
       <w:keepNext/>
       <w:keepLines/>
-      <w:spacing w:after="300" w:before="300"/>
+      <w:spacing w:after="300" w:before="100"/>
     </w:pPr>
     <w:rPr>
       <w:sz w:val="20"/>
@@ -1298,191 +1449,321 @@
     <w:rPr/>
   </w:style>
   <w:style w:styleId="Heading1" w:type="paragraph">
-    <w:name w:val="Heading 1"/>
+    <w:name w:val="heading 1"/>
     <w:basedOn w:val="Normal"/>
     <w:next w:val="BodyText"/>
+    <w:link w:val="Heading1Char"/>
     <w:uiPriority w:val="9"/>
     <w:qFormat/>
+    <w:rsid w:val="00A10FD9"/>
     <w:pPr>
       <w:keepNext/>
       <w:keepLines/>
-      <w:spacing w:after="0" w:before="480"/>
+      <w:spacing w:after="80" w:before="360"/>
       <w:outlineLvl w:val="0"/>
     </w:pPr>
     <w:rPr>
       <w:rFonts w:asciiTheme="majorHAnsi" w:cstheme="majorBidi" w:eastAsiaTheme="majorEastAsia" w:hAnsiTheme="majorHAnsi"/>
-      <w:b/>
-      <w:bCs/>
-      <w:color w:themeColor="accent1" w:val="4F81BD"/>
-      <w:sz w:val="32"/>
-      <w:szCs w:val="32"/>
+      <w:color w:themeColor="accent1" w:themeShade="BF" w:val="0F4761"/>
+      <w:sz w:val="40"/>
+      <w:szCs w:val="40"/>
     </w:rPr>
   </w:style>
   <w:style w:styleId="Heading2" w:type="paragraph">
-    <w:name w:val="Heading 2"/>
+    <w:name w:val="heading 2"/>
     <w:basedOn w:val="Normal"/>
     <w:next w:val="BodyText"/>
+    <w:link w:val="Heading2Char"/>
     <w:uiPriority w:val="9"/>
+    <w:semiHidden/>
     <w:unhideWhenUsed/>
     <w:qFormat/>
+    <w:rsid w:val="00A10FD9"/>
     <w:pPr>
       <w:keepNext/>
       <w:keepLines/>
-      <w:spacing w:after="0" w:before="200"/>
+      <w:spacing w:after="80" w:before="160"/>
       <w:outlineLvl w:val="1"/>
     </w:pPr>
     <w:rPr>
       <w:rFonts w:asciiTheme="majorHAnsi" w:cstheme="majorBidi" w:eastAsiaTheme="majorEastAsia" w:hAnsiTheme="majorHAnsi"/>
-      <w:b/>
-      <w:bCs/>
-      <w:color w:themeColor="accent1" w:val="4F81BD"/>
-      <w:sz w:val="28"/>
-      <w:szCs w:val="28"/>
+      <w:color w:themeColor="accent1" w:themeShade="BF" w:val="0F4761"/>
+      <w:sz w:val="32"/>
+      <w:szCs w:val="32"/>
     </w:rPr>
   </w:style>
   <w:style w:styleId="Heading3" w:type="paragraph">
-    <w:name w:val="Heading 3"/>
+    <w:name w:val="heading 3"/>
     <w:basedOn w:val="Normal"/>
     <w:next w:val="BodyText"/>
+    <w:link w:val="Heading3Char"/>
     <w:uiPriority w:val="9"/>
+    <w:semiHidden/>
     <w:unhideWhenUsed/>
     <w:qFormat/>
+    <w:rsid w:val="00A10FD9"/>
     <w:pPr>
       <w:keepNext/>
       <w:keepLines/>
-      <w:spacing w:after="0" w:before="200"/>
+      <w:spacing w:after="80" w:before="160"/>
       <w:outlineLvl w:val="2"/>
     </w:pPr>
     <w:rPr>
-      <w:rFonts w:asciiTheme="majorHAnsi" w:cstheme="majorBidi" w:eastAsiaTheme="majorEastAsia" w:hAnsiTheme="majorHAnsi"/>
-      <w:b/>
-      <w:bCs/>
-      <w:color w:themeColor="accent1" w:val="4F81BD"/>
-      <w:sz w:val="24"/>
-      <w:szCs w:val="24"/>
+      <w:rFonts w:cstheme="majorBidi" w:eastAsiaTheme="majorEastAsia"/>
+      <w:color w:themeColor="accent1" w:themeShade="BF" w:val="0F4761"/>
+      <w:sz w:val="28"/>
+      <w:szCs w:val="28"/>
     </w:rPr>
   </w:style>
   <w:style w:styleId="Heading4" w:type="paragraph">
-    <w:name w:val="Heading 4"/>
+    <w:name w:val="heading 4"/>
     <w:basedOn w:val="Normal"/>
     <w:next w:val="BodyText"/>
+    <w:link w:val="Heading4Char"/>
     <w:uiPriority w:val="9"/>
+    <w:semiHidden/>
     <w:unhideWhenUsed/>
     <w:qFormat/>
+    <w:rsid w:val="00A10FD9"/>
     <w:pPr>
       <w:keepNext/>
       <w:keepLines/>
-      <w:spacing w:after="0" w:before="200"/>
+      <w:spacing w:after="40" w:before="80"/>
       <w:outlineLvl w:val="3"/>
     </w:pPr>
     <w:rPr>
-      <w:rFonts w:asciiTheme="majorHAnsi" w:cstheme="majorBidi" w:eastAsiaTheme="majorEastAsia" w:hAnsiTheme="majorHAnsi"/>
+      <w:rFonts w:cstheme="majorBidi" w:eastAsiaTheme="majorEastAsia"/>
       <w:i/>
-      <w:bCs/>
-      <w:color w:themeColor="accent1" w:val="4F81BD"/>
-      <w:sz w:val="24"/>
-      <w:szCs w:val="24"/>
+      <w:iCs/>
+      <w:color w:themeColor="accent1" w:themeShade="BF" w:val="0F4761"/>
     </w:rPr>
   </w:style>
   <w:style w:styleId="Heading5" w:type="paragraph">
-    <w:name w:val="Heading 5"/>
+    <w:name w:val="heading 5"/>
     <w:basedOn w:val="Normal"/>
     <w:next w:val="BodyText"/>
+    <w:link w:val="Heading5Char"/>
     <w:uiPriority w:val="9"/>
+    <w:semiHidden/>
     <w:unhideWhenUsed/>
     <w:qFormat/>
+    <w:rsid w:val="00A10FD9"/>
     <w:pPr>
       <w:keepNext/>
       <w:keepLines/>
-      <w:spacing w:after="0" w:before="200"/>
+      <w:spacing w:after="40" w:before="80"/>
       <w:outlineLvl w:val="4"/>
     </w:pPr>
     <w:rPr>
-      <w:rFonts w:asciiTheme="majorHAnsi" w:cstheme="majorBidi" w:eastAsiaTheme="majorEastAsia" w:hAnsiTheme="majorHAnsi"/>
-      <w:iCs/>
-      <w:color w:themeColor="accent1" w:val="4F81BD"/>
-      <w:sz w:val="24"/>
-      <w:szCs w:val="24"/>
+      <w:rFonts w:cstheme="majorBidi" w:eastAsiaTheme="majorEastAsia"/>
+      <w:color w:themeColor="accent1" w:themeShade="BF" w:val="0F4761"/>
     </w:rPr>
   </w:style>
   <w:style w:styleId="Heading6" w:type="paragraph">
-    <w:name w:val="Heading 6"/>
+    <w:name w:val="heading 6"/>
     <w:basedOn w:val="Normal"/>
     <w:next w:val="BodyText"/>
+    <w:link w:val="Heading6Char"/>
     <w:uiPriority w:val="9"/>
+    <w:semiHidden/>
     <w:unhideWhenUsed/>
     <w:qFormat/>
+    <w:rsid w:val="00A10FD9"/>
     <w:pPr>
       <w:keepNext/>
       <w:keepLines/>
-      <w:spacing w:after="0" w:before="200"/>
+      <w:spacing w:after="0" w:before="40"/>
       <w:outlineLvl w:val="5"/>
     </w:pPr>
     <w:rPr>
-      <w:rFonts w:asciiTheme="majorHAnsi" w:cstheme="majorBidi" w:eastAsiaTheme="majorEastAsia" w:hAnsiTheme="majorHAnsi"/>
-      <w:color w:themeColor="accent1" w:val="4F81BD"/>
-      <w:sz w:val="24"/>
-      <w:szCs w:val="24"/>
+      <w:rFonts w:cstheme="majorBidi" w:eastAsiaTheme="majorEastAsia"/>
+      <w:i/>
+      <w:iCs/>
+      <w:color w:themeColor="text1" w:themeTint="A6" w:val="595959"/>
     </w:rPr>
   </w:style>
   <w:style w:styleId="Heading7" w:type="paragraph">
-    <w:name w:val="Heading 7"/>
+    <w:name w:val="heading 7"/>
     <w:basedOn w:val="Normal"/>
     <w:next w:val="BodyText"/>
+    <w:link w:val="Heading7Char"/>
     <w:uiPriority w:val="9"/>
+    <w:semiHidden/>
     <w:unhideWhenUsed/>
     <w:qFormat/>
+    <w:rsid w:val="00A10FD9"/>
     <w:pPr>
       <w:keepNext/>
       <w:keepLines/>
-      <w:spacing w:after="0" w:before="200"/>
+      <w:spacing w:after="0" w:before="40"/>
       <w:outlineLvl w:val="6"/>
     </w:pPr>
     <w:rPr>
-      <w:rFonts w:asciiTheme="majorHAnsi" w:cstheme="majorBidi" w:eastAsiaTheme="majorEastAsia" w:hAnsiTheme="majorHAnsi"/>
-      <w:color w:themeColor="accent1" w:val="4F81BD"/>
-      <w:sz w:val="24"/>
-      <w:szCs w:val="24"/>
+      <w:rFonts w:cstheme="majorBidi" w:eastAsiaTheme="majorEastAsia"/>
+      <w:color w:themeColor="text1" w:themeTint="A6" w:val="595959"/>
     </w:rPr>
   </w:style>
   <w:style w:styleId="Heading8" w:type="paragraph">
-    <w:name w:val="Heading 8"/>
+    <w:name w:val="heading 8"/>
     <w:basedOn w:val="Normal"/>
     <w:next w:val="BodyText"/>
+    <w:link w:val="Heading8Char"/>
     <w:uiPriority w:val="9"/>
+    <w:semiHidden/>
     <w:unhideWhenUsed/>
     <w:qFormat/>
+    <w:rsid w:val="00A10FD9"/>
     <w:pPr>
       <w:keepNext/>
       <w:keepLines/>
-      <w:spacing w:after="0" w:before="200"/>
+      <w:spacing w:after="0"/>
       <w:outlineLvl w:val="7"/>
     </w:pPr>
     <w:rPr>
-      <w:rFonts w:asciiTheme="majorHAnsi" w:cstheme="majorBidi" w:eastAsiaTheme="majorEastAsia" w:hAnsiTheme="majorHAnsi"/>
-      <w:color w:themeColor="accent1" w:val="4F81BD"/>
-      <w:sz w:val="24"/>
-      <w:szCs w:val="24"/>
+      <w:rFonts w:cstheme="majorBidi" w:eastAsiaTheme="majorEastAsia"/>
+      <w:i/>
+      <w:iCs/>
+      <w:color w:themeColor="text1" w:themeTint="D8" w:val="272727"/>
     </w:rPr>
   </w:style>
   <w:style w:styleId="Heading9" w:type="paragraph">
-    <w:name w:val="Heading 9"/>
+    <w:name w:val="heading 9"/>
     <w:basedOn w:val="Normal"/>
     <w:next w:val="BodyText"/>
+    <w:link w:val="Heading9Char"/>
     <w:uiPriority w:val="9"/>
+    <w:semiHidden/>
     <w:unhideWhenUsed/>
     <w:qFormat/>
+    <w:rsid w:val="00A10FD9"/>
     <w:pPr>
       <w:keepNext/>
       <w:keepLines/>
-      <w:spacing w:after="0" w:before="200"/>
+      <w:spacing w:after="0"/>
       <w:outlineLvl w:val="8"/>
     </w:pPr>
     <w:rPr>
+      <w:rFonts w:cstheme="majorBidi" w:eastAsiaTheme="majorEastAsia"/>
+      <w:color w:themeColor="text1" w:themeTint="D8" w:val="272727"/>
+    </w:rPr>
+  </w:style>
+  <w:style w:customStyle="1" w:styleId="Heading1Char" w:type="character">
+    <w:name w:val="Heading 1 Char"/>
+    <w:basedOn w:val="DefaultParagraphFont"/>
+    <w:link w:val="Heading1"/>
+    <w:uiPriority w:val="9"/>
+    <w:rsid w:val="00A10FD9"/>
+    <w:rPr>
       <w:rFonts w:asciiTheme="majorHAnsi" w:cstheme="majorBidi" w:eastAsiaTheme="majorEastAsia" w:hAnsiTheme="majorHAnsi"/>
-      <w:color w:themeColor="accent1" w:val="4F81BD"/>
-      <w:sz w:val="24"/>
-      <w:szCs w:val="24"/>
+      <w:color w:themeColor="accent1" w:themeShade="BF" w:val="0F4761"/>
+      <w:sz w:val="40"/>
+      <w:szCs w:val="40"/>
+    </w:rPr>
+  </w:style>
+  <w:style w:customStyle="1" w:styleId="Heading2Char" w:type="character">
+    <w:name w:val="Heading 2 Char"/>
+    <w:basedOn w:val="DefaultParagraphFont"/>
+    <w:link w:val="Heading2"/>
+    <w:uiPriority w:val="9"/>
+    <w:semiHidden/>
+    <w:rsid w:val="00A10FD9"/>
+    <w:rPr>
+      <w:rFonts w:asciiTheme="majorHAnsi" w:cstheme="majorBidi" w:eastAsiaTheme="majorEastAsia" w:hAnsiTheme="majorHAnsi"/>
+      <w:color w:themeColor="accent1" w:themeShade="BF" w:val="0F4761"/>
+      <w:sz w:val="32"/>
+      <w:szCs w:val="32"/>
+    </w:rPr>
+  </w:style>
+  <w:style w:customStyle="1" w:styleId="Heading3Char" w:type="character">
+    <w:name w:val="Heading 3 Char"/>
+    <w:basedOn w:val="DefaultParagraphFont"/>
+    <w:link w:val="Heading3"/>
+    <w:uiPriority w:val="9"/>
+    <w:semiHidden/>
+    <w:rsid w:val="00A10FD9"/>
+    <w:rPr>
+      <w:rFonts w:cstheme="majorBidi" w:eastAsiaTheme="majorEastAsia"/>
+      <w:color w:themeColor="accent1" w:themeShade="BF" w:val="0F4761"/>
+      <w:sz w:val="28"/>
+      <w:szCs w:val="28"/>
+    </w:rPr>
+  </w:style>
+  <w:style w:customStyle="1" w:styleId="Heading4Char" w:type="character">
+    <w:name w:val="Heading 4 Char"/>
+    <w:basedOn w:val="DefaultParagraphFont"/>
+    <w:link w:val="Heading4"/>
+    <w:uiPriority w:val="9"/>
+    <w:semiHidden/>
+    <w:rsid w:val="00A10FD9"/>
+    <w:rPr>
+      <w:rFonts w:cstheme="majorBidi" w:eastAsiaTheme="majorEastAsia"/>
+      <w:i/>
+      <w:iCs/>
+      <w:color w:themeColor="accent1" w:themeShade="BF" w:val="0F4761"/>
+    </w:rPr>
+  </w:style>
+  <w:style w:customStyle="1" w:styleId="Heading5Char" w:type="character">
+    <w:name w:val="Heading 5 Char"/>
+    <w:basedOn w:val="DefaultParagraphFont"/>
+    <w:link w:val="Heading5"/>
+    <w:uiPriority w:val="9"/>
+    <w:semiHidden/>
+    <w:rsid w:val="00A10FD9"/>
+    <w:rPr>
+      <w:rFonts w:cstheme="majorBidi" w:eastAsiaTheme="majorEastAsia"/>
+      <w:color w:themeColor="accent1" w:themeShade="BF" w:val="0F4761"/>
+    </w:rPr>
+  </w:style>
+  <w:style w:customStyle="1" w:styleId="Heading6Char" w:type="character">
+    <w:name w:val="Heading 6 Char"/>
+    <w:basedOn w:val="DefaultParagraphFont"/>
+    <w:link w:val="Heading6"/>
+    <w:uiPriority w:val="9"/>
+    <w:semiHidden/>
+    <w:rsid w:val="00A10FD9"/>
+    <w:rPr>
+      <w:rFonts w:cstheme="majorBidi" w:eastAsiaTheme="majorEastAsia"/>
+      <w:i/>
+      <w:iCs/>
+      <w:color w:themeColor="text1" w:themeTint="A6" w:val="595959"/>
+    </w:rPr>
+  </w:style>
+  <w:style w:customStyle="1" w:styleId="Heading7Char" w:type="character">
+    <w:name w:val="Heading 7 Char"/>
+    <w:basedOn w:val="DefaultParagraphFont"/>
+    <w:link w:val="Heading7"/>
+    <w:uiPriority w:val="9"/>
+    <w:semiHidden/>
+    <w:rsid w:val="00A10FD9"/>
+    <w:rPr>
+      <w:rFonts w:cstheme="majorBidi" w:eastAsiaTheme="majorEastAsia"/>
+      <w:color w:themeColor="text1" w:themeTint="A6" w:val="595959"/>
+    </w:rPr>
+  </w:style>
+  <w:style w:customStyle="1" w:styleId="Heading8Char" w:type="character">
+    <w:name w:val="Heading 8 Char"/>
+    <w:basedOn w:val="DefaultParagraphFont"/>
+    <w:link w:val="Heading8"/>
+    <w:uiPriority w:val="9"/>
+    <w:semiHidden/>
+    <w:rsid w:val="00A10FD9"/>
+    <w:rPr>
+      <w:rFonts w:cstheme="majorBidi" w:eastAsiaTheme="majorEastAsia"/>
+      <w:i/>
+      <w:iCs/>
+      <w:color w:themeColor="text1" w:themeTint="D8" w:val="272727"/>
+    </w:rPr>
+  </w:style>
+  <w:style w:customStyle="1" w:styleId="Heading9Char" w:type="character">
+    <w:name w:val="Heading 9 Char"/>
+    <w:basedOn w:val="DefaultParagraphFont"/>
+    <w:link w:val="Heading9"/>
+    <w:uiPriority w:val="9"/>
+    <w:semiHidden/>
+    <w:rsid w:val="00A10FD9"/>
+    <w:rPr>
+      <w:rFonts w:cstheme="majorBidi" w:eastAsiaTheme="majorEastAsia"/>
+      <w:color w:themeColor="text1" w:themeTint="D8" w:val="272727"/>
     </w:rPr>
   </w:style>
   <w:style w:styleId="BlockText" w:type="paragraph">
@@ -1504,6 +1785,18 @@
     <w:uiPriority w:val="9"/>
     <w:unhideWhenUsed/>
     <w:qFormat/>
+  </w:style>
+  <w:style w:styleId="FootnoteBlockText" w:type="paragraph">
+    <w:name w:val="Footnote Block Text"/>
+    <w:basedOn w:val="FootnoteText"/>
+    <w:next w:val="FootnoteText"/>
+    <w:uiPriority w:val="9"/>
+    <w:unhideWhenUsed/>
+    <w:qFormat/>
+    <w:pPr>
+      <w:spacing w:after="100" w:before="100"/>
+      <w:ind w:firstLine="0" w:left="480" w:right="480"/>
+    </w:pPr>
   </w:style>
   <w:style w:default="1" w:styleId="DefaultParagraphFont" w:type="character">
     <w:name w:val="Default Paragraph Font"/>
@@ -1526,18 +1819,11 @@
       </w:tblCellMar>
     </w:tblPr>
     <w:tblStylePr w:type="firstRow">
-      <w:tblPr>
-        <w:jc w:val="left"/>
-        <w:tblInd w:type="dxa" w:w="0"/>
-      </w:tblPr>
-      <w:trPr>
-        <w:jc w:val="left"/>
-      </w:trPr>
       <w:tcPr>
-        <w:vAlign w:val="bottom"/>
         <w:tcBorders>
           <w:bottom w:val="single"/>
         </w:tcBorders>
+        <w:vAlign w:val="bottom"/>
       </w:tcPr>
     </w:tblStylePr>
   </w:style>
@@ -1652,8 +1938,8 @@
     <w:name w:val="KeywordTok"/>
     <w:basedOn w:val="VerbatimChar"/>
     <w:rPr>
+      <w:b/>
       <w:color w:val="007020"/>
-      <w:b/>
     </w:rPr>
   </w:style>
   <w:style w:type="character" w:customStyle="1" w:styleId="DataTypeTok">
@@ -1730,42 +2016,42 @@
     <w:name w:val="ImportTok"/>
     <w:basedOn w:val="VerbatimChar"/>
     <w:rPr>
+      <w:b/>
       <w:color w:val="008000"/>
-      <w:b/>
     </w:rPr>
   </w:style>
   <w:style w:type="character" w:customStyle="1" w:styleId="CommentTok">
     <w:name w:val="CommentTok"/>
     <w:basedOn w:val="VerbatimChar"/>
     <w:rPr>
+      <w:i/>
       <w:color w:val="60a0b0"/>
-      <w:i/>
     </w:rPr>
   </w:style>
   <w:style w:type="character" w:customStyle="1" w:styleId="DocumentationTok">
     <w:name w:val="DocumentationTok"/>
     <w:basedOn w:val="VerbatimChar"/>
     <w:rPr>
+      <w:i/>
       <w:color w:val="ba2121"/>
-      <w:i/>
     </w:rPr>
   </w:style>
   <w:style w:type="character" w:customStyle="1" w:styleId="AnnotationTok">
     <w:name w:val="AnnotationTok"/>
     <w:basedOn w:val="VerbatimChar"/>
     <w:rPr>
-      <w:color w:val="60a0b0"/>
       <w:b/>
       <w:i/>
+      <w:color w:val="60a0b0"/>
     </w:rPr>
   </w:style>
   <w:style w:type="character" w:customStyle="1" w:styleId="CommentVarTok">
     <w:name w:val="CommentVarTok"/>
     <w:basedOn w:val="VerbatimChar"/>
     <w:rPr>
-      <w:color w:val="60a0b0"/>
       <w:b/>
       <w:i/>
+      <w:color w:val="60a0b0"/>
     </w:rPr>
   </w:style>
   <w:style w:type="character" w:customStyle="1" w:styleId="OtherTok">
@@ -1793,8 +2079,8 @@
     <w:name w:val="ControlFlowTok"/>
     <w:basedOn w:val="VerbatimChar"/>
     <w:rPr>
+      <w:b/>
       <w:color w:val="007020"/>
-      <w:b/>
     </w:rPr>
   </w:style>
   <w:style w:type="character" w:customStyle="1" w:styleId="OperatorTok">
@@ -1839,34 +2125,34 @@
     <w:name w:val="InformationTok"/>
     <w:basedOn w:val="VerbatimChar"/>
     <w:rPr>
-      <w:color w:val="60a0b0"/>
       <w:b/>
       <w:i/>
+      <w:color w:val="60a0b0"/>
     </w:rPr>
   </w:style>
   <w:style w:type="character" w:customStyle="1" w:styleId="WarningTok">
     <w:name w:val="WarningTok"/>
     <w:basedOn w:val="VerbatimChar"/>
     <w:rPr>
-      <w:color w:val="60a0b0"/>
       <w:b/>
       <w:i/>
+      <w:color w:val="60a0b0"/>
     </w:rPr>
   </w:style>
   <w:style w:type="character" w:customStyle="1" w:styleId="AlertTok">
     <w:name w:val="AlertTok"/>
     <w:basedOn w:val="VerbatimChar"/>
     <w:rPr>
+      <w:b/>
       <w:color w:val="ff0000"/>
-      <w:b/>
     </w:rPr>
   </w:style>
   <w:style w:type="character" w:customStyle="1" w:styleId="ErrorTok">
     <w:name w:val="ErrorTok"/>
     <w:basedOn w:val="VerbatimChar"/>
     <w:rPr>
+      <w:b/>
       <w:color w:val="ff0000"/>
-      <w:b/>
     </w:rPr>
   </w:style>
   <w:style w:type="character" w:customStyle="1" w:styleId="NormalTok">
@@ -1888,44 +2174,44 @@
         <a:sysClr val="window" lastClr="FFFFFF"/>
       </a:lt1>
       <a:dk2>
-        <a:srgbClr val="1F497D"/>
+        <a:srgbClr val="0E2841"/>
       </a:dk2>
       <a:lt2>
-        <a:srgbClr val="EEECE1"/>
+        <a:srgbClr val="E8E8E8"/>
       </a:lt2>
       <a:accent1>
-        <a:srgbClr val="4F81BD"/>
+        <a:srgbClr val="156082"/>
       </a:accent1>
       <a:accent2>
-        <a:srgbClr val="C0504D"/>
+        <a:srgbClr val="E97132"/>
       </a:accent2>
       <a:accent3>
-        <a:srgbClr val="9BBB59"/>
+        <a:srgbClr val="196B24"/>
       </a:accent3>
       <a:accent4>
-        <a:srgbClr val="8064A2"/>
+        <a:srgbClr val="0F9ED5"/>
       </a:accent4>
       <a:accent5>
-        <a:srgbClr val="4BACC6"/>
+        <a:srgbClr val="A02B93"/>
       </a:accent5>
       <a:accent6>
-        <a:srgbClr val="F79646"/>
+        <a:srgbClr val="4EA72E"/>
       </a:accent6>
       <a:hlink>
-        <a:srgbClr val="0000FF"/>
+        <a:srgbClr val="467886"/>
       </a:hlink>
       <a:folHlink>
-        <a:srgbClr val="800080"/>
+        <a:srgbClr val="96607D"/>
       </a:folHlink>
     </a:clrScheme>
     <a:fontScheme name="Office">
       <a:majorFont>
-        <a:latin typeface="Calibri"/>
+        <a:latin typeface="Aptos Display" panose="02110004020202020204"/>
         <a:ea typeface=""/>
         <a:cs typeface=""/>
-        <a:font script="Jpan" typeface="ＭＳ ゴシック"/>
+        <a:font script="Jpan" typeface="游ゴシック Light"/>
         <a:font script="Hang" typeface="맑은 고딕"/>
-        <a:font script="Hans" typeface="宋体"/>
+        <a:font script="Hans" typeface="等线 Light"/>
         <a:font script="Hant" typeface="新細明體"/>
         <a:font script="Arab" typeface="Times New Roman"/>
         <a:font script="Hebr" typeface="Times New Roman"/>
@@ -1952,14 +2238,32 @@
         <a:font script="Mong" typeface="Mongolian Baiti"/>
         <a:font script="Viet" typeface="Times New Roman"/>
         <a:font script="Uigh" typeface="Microsoft Uighur"/>
+        <a:font script="Geor" typeface="Sylfaen"/>
+        <a:font script="Armn" typeface="Arial"/>
+        <a:font script="Bugi" typeface="Leelawadee UI"/>
+        <a:font script="Bopo" typeface="Microsoft JhengHei"/>
+        <a:font script="Java" typeface="Javanese Text"/>
+        <a:font script="Lisu" typeface="Segoe UI"/>
+        <a:font script="Mymr" typeface="Myanmar Text"/>
+        <a:font script="Nkoo" typeface="Ebrima"/>
+        <a:font script="Olck" typeface="Nirmala UI"/>
+        <a:font script="Osma" typeface="Ebrima"/>
+        <a:font script="Phag" typeface="Phagspa"/>
+        <a:font script="Syrn" typeface="Estrangelo Edessa"/>
+        <a:font script="Syrj" typeface="Estrangelo Edessa"/>
+        <a:font script="Syre" typeface="Estrangelo Edessa"/>
+        <a:font script="Sora" typeface="Nirmala UI"/>
+        <a:font script="Tale" typeface="Microsoft Tai Le"/>
+        <a:font script="Talu" typeface="Microsoft New Tai Lue"/>
+        <a:font script="Tfng" typeface="Ebrima"/>
       </a:majorFont>
       <a:minorFont>
-        <a:latin typeface="Cambria"/>
+        <a:latin typeface="Aptos" panose="02110004020202020204"/>
         <a:ea typeface=""/>
         <a:cs typeface=""/>
-        <a:font script="Jpan" typeface="ＭＳ 明朝"/>
+        <a:font script="Jpan" typeface="游明朝"/>
         <a:font script="Hang" typeface="맑은 고딕"/>
-        <a:font script="Hans" typeface="宋体"/>
+        <a:font script="Hans" typeface="等线"/>
         <a:font script="Hant" typeface="新細明體"/>
         <a:font script="Arab" typeface="Arial"/>
         <a:font script="Hebr" typeface="Arial"/>
@@ -1986,6 +2290,24 @@
         <a:font script="Mong" typeface="Mongolian Baiti"/>
         <a:font script="Viet" typeface="Arial"/>
         <a:font script="Uigh" typeface="Microsoft Uighur"/>
+        <a:font script="Geor" typeface="Sylfaen"/>
+        <a:font script="Armn" typeface="Arial"/>
+        <a:font script="Bugi" typeface="Leelawadee UI"/>
+        <a:font script="Bopo" typeface="Microsoft JhengHei"/>
+        <a:font script="Java" typeface="Javanese Text"/>
+        <a:font script="Lisu" typeface="Segoe UI"/>
+        <a:font script="Mymr" typeface="Myanmar Text"/>
+        <a:font script="Nkoo" typeface="Ebrima"/>
+        <a:font script="Olck" typeface="Nirmala UI"/>
+        <a:font script="Osma" typeface="Ebrima"/>
+        <a:font script="Phag" typeface="Phagspa"/>
+        <a:font script="Syrn" typeface="Estrangelo Edessa"/>
+        <a:font script="Syrj" typeface="Estrangelo Edessa"/>
+        <a:font script="Syre" typeface="Estrangelo Edessa"/>
+        <a:font script="Sora" typeface="Nirmala UI"/>
+        <a:font script="Tale" typeface="Microsoft Tai Le"/>
+        <a:font script="Talu" typeface="Microsoft New Tai Lue"/>
+        <a:font script="Tfng" typeface="Ebrima"/>
       </a:minorFont>
     </a:fontScheme>
     <a:fmtScheme name="Office">
@@ -1997,200 +2319,141 @@
           <a:gsLst>
             <a:gs pos="0">
               <a:schemeClr val="phClr">
-                <a:tint val="50000"/>
-                <a:satMod val="300000"/>
+                <a:lumMod val="110000"/>
+                <a:satMod val="105000"/>
+                <a:tint val="67000"/>
               </a:schemeClr>
             </a:gs>
-            <a:gs pos="35000">
+            <a:gs pos="50000">
               <a:schemeClr val="phClr">
-                <a:tint val="37000"/>
-                <a:satMod val="300000"/>
+                <a:lumMod val="105000"/>
+                <a:satMod val="103000"/>
+                <a:tint val="73000"/>
               </a:schemeClr>
             </a:gs>
             <a:gs pos="100000">
               <a:schemeClr val="phClr">
-                <a:tint val="15000"/>
-                <a:satMod val="350000"/>
+                <a:lumMod val="105000"/>
+                <a:satMod val="109000"/>
+                <a:tint val="81000"/>
               </a:schemeClr>
             </a:gs>
           </a:gsLst>
-          <a:lin ang="16200000" scaled="1"/>
+          <a:lin ang="5400000" scaled="0"/>
         </a:gradFill>
         <a:gradFill rotWithShape="1">
           <a:gsLst>
             <a:gs pos="0">
               <a:schemeClr val="phClr">
-                <a:tint val="100000"/>
+                <a:satMod val="103000"/>
+                <a:lumMod val="102000"/>
+                <a:tint val="94000"/>
+              </a:schemeClr>
+            </a:gs>
+            <a:gs pos="50000">
+              <a:schemeClr val="phClr">
+                <a:satMod val="110000"/>
+                <a:lumMod val="100000"/>
                 <a:shade val="100000"/>
-                <a:satMod val="130000"/>
               </a:schemeClr>
             </a:gs>
             <a:gs pos="100000">
               <a:schemeClr val="phClr">
-                <a:tint val="50000"/>
-                <a:shade val="100000"/>
-                <a:satMod val="350000"/>
+                <a:lumMod val="99000"/>
+                <a:satMod val="120000"/>
+                <a:shade val="78000"/>
               </a:schemeClr>
             </a:gs>
           </a:gsLst>
-          <a:lin ang="16200000" scaled="0"/>
+          <a:lin ang="5400000" scaled="0"/>
         </a:gradFill>
       </a:fillStyleLst>
       <a:lnStyleLst>
-        <a:ln w="9525" cap="flat" cmpd="sng" algn="ctr">
-          <a:solidFill>
-            <a:schemeClr val="phClr">
-              <a:shade val="95000"/>
-              <a:satMod val="105000"/>
-            </a:schemeClr>
-          </a:solidFill>
-          <a:prstDash val="solid"/>
-        </a:ln>
-        <a:ln w="25400" cap="flat" cmpd="sng" algn="ctr">
+        <a:ln w="6350" cap="flat" cmpd="sng" algn="ctr">
           <a:solidFill>
             <a:schemeClr val="phClr"/>
           </a:solidFill>
           <a:prstDash val="solid"/>
+          <a:miter lim="800000"/>
         </a:ln>
-        <a:ln w="38100" cap="flat" cmpd="sng" algn="ctr">
+        <a:ln w="12700" cap="flat" cmpd="sng" algn="ctr">
           <a:solidFill>
             <a:schemeClr val="phClr"/>
           </a:solidFill>
           <a:prstDash val="solid"/>
+          <a:miter lim="800000"/>
+        </a:ln>
+        <a:ln w="19050" cap="flat" cmpd="sng" algn="ctr">
+          <a:solidFill>
+            <a:schemeClr val="phClr"/>
+          </a:solidFill>
+          <a:prstDash val="solid"/>
+          <a:miter lim="800000"/>
         </a:ln>
       </a:lnStyleLst>
       <a:effectStyleLst>
         <a:effectStyle>
+          <a:effectLst/>
+        </a:effectStyle>
+        <a:effectStyle>
+          <a:effectLst/>
+        </a:effectStyle>
+        <a:effectStyle>
           <a:effectLst>
-            <a:outerShdw blurRad="40000" dist="20000" dir="5400000" rotWithShape="0">
+            <a:outerShdw blurRad="57150" dist="19050" dir="5400000" algn="ctr" rotWithShape="0">
               <a:srgbClr val="000000">
-                <a:alpha val="38000"/>
+                <a:alpha val="63000"/>
               </a:srgbClr>
             </a:outerShdw>
           </a:effectLst>
-        </a:effectStyle>
-        <a:effectStyle>
-          <a:effectLst>
-            <a:outerShdw blurRad="40000" dist="23000" dir="5400000" rotWithShape="0">
-              <a:srgbClr val="000000">
-                <a:alpha val="35000"/>
-              </a:srgbClr>
-            </a:outerShdw>
-          </a:effectLst>
-        </a:effectStyle>
-        <a:effectStyle>
-          <a:effectLst>
-            <a:outerShdw blurRad="40000" dist="23000" dir="5400000" rotWithShape="0">
-              <a:srgbClr val="000000">
-                <a:alpha val="35000"/>
-              </a:srgbClr>
-            </a:outerShdw>
-          </a:effectLst>
-          <a:scene3d>
-            <a:camera prst="orthographicFront">
-              <a:rot lat="0" lon="0" rev="0"/>
-            </a:camera>
-            <a:lightRig rig="threePt" dir="t">
-              <a:rot lat="0" lon="0" rev="1200000"/>
-            </a:lightRig>
-          </a:scene3d>
-          <a:sp3d>
-            <a:bevelT w="63500" h="25400"/>
-          </a:sp3d>
         </a:effectStyle>
       </a:effectStyleLst>
       <a:bgFillStyleLst>
         <a:solidFill>
           <a:schemeClr val="phClr"/>
         </a:solidFill>
+        <a:solidFill>
+          <a:schemeClr val="phClr">
+            <a:tint val="95000"/>
+            <a:satMod val="170000"/>
+          </a:schemeClr>
+        </a:solidFill>
         <a:gradFill rotWithShape="1">
           <a:gsLst>
             <a:gs pos="0">
               <a:schemeClr val="phClr">
-                <a:tint val="40000"/>
-                <a:satMod val="350000"/>
+                <a:tint val="93000"/>
+                <a:satMod val="150000"/>
+                <a:shade val="98000"/>
+                <a:lumMod val="102000"/>
               </a:schemeClr>
             </a:gs>
-            <a:gs pos="40000">
+            <a:gs pos="50000">
               <a:schemeClr val="phClr">
-                <a:tint val="45000"/>
-                <a:shade val="99000"/>
-                <a:satMod val="350000"/>
+                <a:tint val="98000"/>
+                <a:satMod val="130000"/>
+                <a:shade val="90000"/>
+                <a:lumMod val="103000"/>
               </a:schemeClr>
             </a:gs>
             <a:gs pos="100000">
               <a:schemeClr val="phClr">
-                <a:shade val="20000"/>
-                <a:satMod val="255000"/>
+                <a:shade val="63000"/>
+                <a:satMod val="120000"/>
               </a:schemeClr>
             </a:gs>
           </a:gsLst>
-          <a:path path="circle">
-            <a:fillToRect l="50000" t="-80000" r="50000" b="180000"/>
-          </a:path>
-        </a:gradFill>
-        <a:gradFill rotWithShape="1">
-          <a:gsLst>
-            <a:gs pos="0">
-              <a:schemeClr val="phClr">
-                <a:tint val="80000"/>
-                <a:satMod val="300000"/>
-              </a:schemeClr>
-            </a:gs>
-            <a:gs pos="100000">
-              <a:schemeClr val="phClr">
-                <a:shade val="30000"/>
-                <a:satMod val="200000"/>
-              </a:schemeClr>
-            </a:gs>
-          </a:gsLst>
-          <a:path path="circle">
-            <a:fillToRect l="50000" t="50000" r="50000" b="50000"/>
-          </a:path>
+          <a:lin ang="5400000" scaled="0"/>
         </a:gradFill>
       </a:bgFillStyleLst>
     </a:fmtScheme>
   </a:themeElements>
-  <a:objectDefaults>
-    <a:spDef>
-      <a:spPr/>
-      <a:bodyPr/>
-      <a:lstStyle/>
-      <a:style>
-        <a:lnRef idx="1">
-          <a:schemeClr val="accent1"/>
-        </a:lnRef>
-        <a:fillRef idx="3">
-          <a:schemeClr val="accent1"/>
-        </a:fillRef>
-        <a:effectRef idx="2">
-          <a:schemeClr val="accent1"/>
-        </a:effectRef>
-        <a:fontRef idx="minor">
-          <a:schemeClr val="lt1"/>
-        </a:fontRef>
-      </a:style>
-    </a:spDef>
-    <a:lnDef>
-      <a:spPr/>
-      <a:bodyPr/>
-      <a:lstStyle/>
-      <a:style>
-        <a:lnRef idx="2">
-          <a:schemeClr val="accent1"/>
-        </a:lnRef>
-        <a:fillRef idx="0">
-          <a:schemeClr val="accent1"/>
-        </a:fillRef>
-        <a:effectRef idx="1">
-          <a:schemeClr val="accent1"/>
-        </a:effectRef>
-        <a:fontRef idx="minor">
-          <a:schemeClr val="tx1"/>
-        </a:fontRef>
-      </a:style>
-    </a:lnDef>
-  </a:objectDefaults>
+  <a:objectDefaults/>
   <a:extraClrSchemeLst/>
+  <a:extLst>
+    <a:ext uri="{05A4C25C-085E-4340-85A3-A5531E510DB2}">
+      <thm15:themeFamily xmlns:thm15="http://schemas.microsoft.com/office/thememl/2012/main" name="Office Theme" id="{2E142A2C-CD16-42D6-873A-C26D2A0506FA}" vid="{1BDDFF52-6CD6-40A5-AB3C-68EB2F1E4D0A}"/>
+    </a:ext>
+  </a:extLst>
 </a:theme>
 </file>
--- a/visa_appendices/docx/UKES_Interview_Prep_Sheet.docx
+++ b/visa_appendices/docx/UKES_Interview_Prep_Sheet.docx
@@ -2,14 +2,6 @@
 <file path=word/document.xml><?xml version="1.0" encoding="utf-8"?>
 <w:document xmlns:w="http://schemas.openxmlformats.org/wordprocessingml/2006/main" xmlns:m="http://schemas.openxmlformats.org/officeDocument/2006/math" xmlns:r="http://schemas.openxmlformats.org/officeDocument/2006/relationships" xmlns:o="urn:schemas-microsoft-com:office:office" xmlns:v="urn:schemas-microsoft-com:vml" xmlns:w10="urn:schemas-microsoft-com:office:word" xmlns:a="http://schemas.openxmlformats.org/drawingml/2006/main" xmlns:pic="http://schemas.openxmlformats.org/drawingml/2006/picture" xmlns:wp="http://schemas.openxmlformats.org/drawingml/2006/wordprocessingDrawing">
   <w:body>
-    <w:p>
-      <w:pPr>
-        <w:pStyle w:val="Title"/>
-      </w:pPr>
-      <w:r>
-        <w:t xml:space="preserve">UKES_Interview_Prep_Sheet</w:t>
-      </w:r>
-    </w:p>
     <w:bookmarkStart w:id="12" w:name="X4b0afc9d0ce01357a9fd3b43716dd480434f5ba"/>
     <w:p>
       <w:pPr>
@@ -493,6 +485,12 @@
               <w:pStyle w:val="Compact"/>
             </w:pPr>
             <w:r>
+              <w:t xml:space="preserve">Base case:</w:t>
+            </w:r>
+            <w:r>
+              <w:t xml:space="preserve"> </w:t>
+            </w:r>
+            <w:r>
               <w:rPr>
                 <w:b/>
                 <w:bCs/>
@@ -500,7 +498,23 @@
               <w:t xml:space="preserve">2 unpaid founders → 2 unpaid founders → 3 people / c.2.5 FTE</w:t>
             </w:r>
             <w:r>
-              <w:t xml:space="preserve">, all self-funded from revenue</w:t>
+              <w:t xml:space="preserve">, self-funded from revenue. Job-creation target:</w:t>
+            </w:r>
+            <w:r>
+              <w:t xml:space="preserve"> </w:t>
+            </w:r>
+            <w:r>
+              <w:rPr>
+                <w:b/>
+                <w:bCs/>
+              </w:rPr>
+              <w:t xml:space="preserve">7 people (5 FT hires, avg. £25,000/yr, each 12+ months)</w:t>
+            </w:r>
+            <w:r>
+              <w:t xml:space="preserve"> </w:t>
+            </w:r>
+            <w:r>
+              <w:t xml:space="preserve">once revenue scales after pilot conversion — meets the Innovator Founder settlement job-creation criterion</w:t>
             </w:r>
           </w:p>
         </w:tc>

--- a/visa_appendices/docx/UKES_Interview_Prep_Sheet.docx
+++ b/visa_appendices/docx/UKES_Interview_Prep_Sheet.docx
@@ -160,13 +160,13 @@
                 <w:b/>
                 <w:bCs/>
               </w:rPr>
-              <w:t xml:space="preserve">15 June 2026</w:t>
-            </w:r>
-            <w:r>
-              <w:t xml:space="preserve"> </w:t>
-            </w:r>
-            <w:r>
-              <w:t xml:space="preserve">(incorporation; trading month M1 = June 2026)</w:t>
+              <w:t xml:space="preserve">18 August 2026</w:t>
+            </w:r>
+            <w:r>
+              <w:t xml:space="preserve"> </w:t>
+            </w:r>
+            <w:r>
+              <w:t xml:space="preserve">(incorporation, Company No. 17405964)</w:t>
             </w:r>
           </w:p>
         </w:tc>
@@ -431,7 +431,7 @@
                 <w:b/>
                 <w:bCs/>
               </w:rPr>
-              <w:t xml:space="preserve">Sep–Nov 2026 (M4–M6)</w:t>
+              <w:t xml:space="preserve">M4–M6</w:t>
             </w:r>
             <w:r>
               <w:t xml:space="preserve"> </w:t>
@@ -769,7 +769,7 @@
         <w:t xml:space="preserve"> </w:t>
       </w:r>
       <w:r>
-        <w:t xml:space="preserve">“The product is already live at dequad.co.uk with 80 verified beta users at the University of Bedfordshire (42 daily-active) — build risk is retired. Two banks validated us competitively: Santander Pre-Incubator (2025) and NatWest Accelerator (March 2026). I’m in early conversation about a possible pilot at Bedfordshire, where I was SU President for two years — but nothing is signed, and the plan doesn’t depend on it converting. Cash is positive every month of Y1–Y3 on £6k of founder capital plus revenue alone — no external funding required.”</w:t>
+        <w:t xml:space="preserve">“The product is already live at dequad.co.uk with 20 verified beta users at the University of Bedfordshire (10 daily-active) — build risk is retired. Two banks validated us competitively: Santander Pre-Incubator (2025) and NatWest Accelerator (March 2026). I’m in early conversation about a possible pilot at Bedfordshire, where I was SU President for two years — but nothing is signed, and the plan doesn’t depend on it converting. Cash is positive every month of Y1–Y3 on £6k of founder capital plus revenue alone — no external funding required.”</w:t>
       </w:r>
     </w:p>
     <w:p>

--- a/visa_appendices/docx/UKES_Interview_Prep_Sheet.docx
+++ b/visa_appendices/docx/UKES_Interview_Prep_Sheet.docx
@@ -200,7 +200,7 @@
                 <w:b/>
                 <w:bCs/>
               </w:rPr>
-              <w:t xml:space="preserve">£600</w:t>
+              <w:t xml:space="preserve">£150</w:t>
             </w:r>
             <w:r>
               <w:t xml:space="preserve"> </w:t>
@@ -461,7 +461,7 @@
               <w:pStyle w:val="Compact"/>
             </w:pPr>
             <w:r>
-              <w:t xml:space="preserve">Small Y1 trading loss (£3,630) absorbed by founder capital; profitable from Y2 (£6,000); Y3 profit £8,000</w:t>
+              <w:t xml:space="preserve">Small Y1 trading loss (£4,080) absorbed by founder capital; profitable from Y2 (£6,000); Y3 profit £8,000</w:t>
             </w:r>
           </w:p>
         </w:tc>
@@ -670,7 +670,7 @@
                 <w:b/>
                 <w:bCs/>
               </w:rPr>
-              <w:t xml:space="preserve">c.£1,900</w:t>
+              <w:t xml:space="preserve">c.£1,400</w:t>
             </w:r>
             <w:r>
               <w:t xml:space="preserve">; closes the year at</w:t>
@@ -683,7 +683,7 @@
                 <w:b/>
                 <w:bCs/>
               </w:rPr>
-              <w:t xml:space="preserve">£1,920</w:t>
+              <w:t xml:space="preserve">£1,470</w:t>
             </w:r>
             <w:r>
               <w:t xml:space="preserve"> </w:t>
@@ -898,7 +898,7 @@
         <w:t xml:space="preserve"> </w:t>
       </w:r>
       <w:r>
-        <w:t xml:space="preserve">institutional revenue — nothing is signed, so nothing is lost if it doesn’t happen. Premium subscriptions (£600 Y1) are modelled entirely independently of any pilot outcome. If Bedfordshire does convert, that’s a Y2+ upside on top of the base case, not something the plan needs.”</w:t>
+        <w:t xml:space="preserve">institutional revenue — nothing is signed, so nothing is lost if it doesn’t happen. Premium subscriptions (£150 Y1) are modelled entirely independently of any pilot outcome. If Bedfordshire does convert, that’s a Y2+ upside on top of the base case, not something the plan needs.”</w:t>
       </w:r>
     </w:p>
     <w:p>
